--- a/data/HR-files/GDPR Tajekoztato_alkalmassagi_vizsgalatrol.docx
+++ b/data/HR-files/GDPR Tajekoztato_alkalmassagi_vizsgalatrol.docx
@@ -9,7 +9,7 @@
         <w:contextualSpacing/>
         <w:jc w:val="center"/>
         <w:rPr>
-          <w:rFonts w:ascii="Poppins" w:hAnsi="Poppins" w:cs="Poppins"/>
+          <w:rFonts w:ascii="Poppins" w:hAnsi="Poppins" w:cs="Poppins" w:eastAsia="Poppins"/>
           <w:b/>
           <w:sz w:val="28"/>
           <w:szCs w:val="28"/>
@@ -17,7 +17,7 @@
       </w:pPr>
       <w:r>
         <w:rPr>
-          <w:rFonts w:ascii="Poppins" w:hAnsi="Poppins" w:cs="Poppins"/>
+          <w:rFonts w:ascii="Poppins" w:hAnsi="Poppins" w:cs="Poppins" w:eastAsia="Poppins"/>
           <w:b/>
           <w:sz w:val="28"/>
           <w:szCs w:val="28"/>
@@ -26,7 +26,7 @@
       </w:r>
       <w:r>
         <w:rPr>
-          <w:rFonts w:ascii="Poppins" w:hAnsi="Poppins" w:cs="Poppins"/>
+          <w:rFonts w:ascii="Poppins" w:hAnsi="Poppins" w:cs="Poppins" w:eastAsia="Poppins"/>
           <w:b/>
           <w:sz w:val="28"/>
           <w:szCs w:val="28"/>
@@ -43,15 +43,15 @@
         <w:contextualSpacing/>
         <w:jc w:val="center"/>
         <w:rPr>
-          <w:rFonts w:ascii="Poppins" w:hAnsi="Poppins" w:cs="Poppins"/>
-          <w:b/>
-          <w:sz w:val="20"/>
-          <w:szCs w:val="20"/>
-        </w:rPr>
-      </w:pPr>
-      <w:r>
-        <w:rPr>
-          <w:rFonts w:ascii="Poppins" w:hAnsi="Poppins" w:cs="Poppins"/>
+          <w:rFonts w:ascii="Poppins" w:hAnsi="Poppins" w:cs="Poppins" w:eastAsia="Poppins"/>
+          <w:b/>
+          <w:sz w:val="20"/>
+          <w:szCs w:val="20"/>
+        </w:rPr>
+      </w:pPr>
+      <w:r>
+        <w:rPr>
+          <w:rFonts w:ascii="Poppins" w:hAnsi="Poppins" w:cs="Poppins" w:eastAsia="Poppins"/>
           <w:b/>
           <w:sz w:val="20"/>
           <w:szCs w:val="20"/>
@@ -60,7 +60,7 @@
       </w:r>
       <w:r>
         <w:rPr>
-          <w:rFonts w:ascii="Poppins" w:hAnsi="Poppins" w:cs="Poppins"/>
+          <w:rFonts w:ascii="Poppins" w:hAnsi="Poppins" w:cs="Poppins" w:eastAsia="Poppins"/>
           <w:b/>
           <w:sz w:val="20"/>
           <w:szCs w:val="20"/>
@@ -69,7 +69,7 @@
       </w:r>
       <w:r>
         <w:rPr>
-          <w:rFonts w:ascii="Poppins" w:hAnsi="Poppins" w:cs="Poppins"/>
+          <w:rFonts w:ascii="Poppins" w:hAnsi="Poppins" w:cs="Poppins" w:eastAsia="Poppins"/>
           <w:b/>
           <w:sz w:val="20"/>
           <w:szCs w:val="20"/>
@@ -78,7 +78,7 @@
       </w:r>
       <w:r>
         <w:rPr>
-          <w:rFonts w:ascii="Poppins" w:hAnsi="Poppins" w:cs="Poppins"/>
+          <w:rFonts w:ascii="Poppins" w:hAnsi="Poppins" w:cs="Poppins" w:eastAsia="Poppins"/>
           <w:b/>
           <w:sz w:val="20"/>
           <w:szCs w:val="20"/>
@@ -95,7 +95,7 @@
         <w:contextualSpacing/>
         <w:jc w:val="center"/>
         <w:rPr>
-          <w:rFonts w:ascii="Poppins" w:hAnsi="Poppins" w:cs="Poppins"/>
+          <w:rFonts w:ascii="Poppins" w:hAnsi="Poppins" w:cs="Poppins" w:eastAsia="Poppins"/>
           <w:b/>
           <w:sz w:val="20"/>
           <w:szCs w:val="20"/>
@@ -110,15 +110,15 @@
         <w:spacing w:before="240" w:after="240"/>
         <w:jc w:val="center"/>
         <w:rPr>
-          <w:rFonts w:ascii="Poppins" w:hAnsi="Poppins" w:cs="Poppins"/>
-          <w:b/>
-          <w:sz w:val="20"/>
-          <w:szCs w:val="20"/>
-        </w:rPr>
-      </w:pPr>
-      <w:r>
-        <w:rPr>
-          <w:rFonts w:ascii="Poppins" w:hAnsi="Poppins" w:cs="Poppins"/>
+          <w:rFonts w:ascii="Poppins" w:hAnsi="Poppins" w:cs="Poppins" w:eastAsia="Poppins"/>
+          <w:b/>
+          <w:sz w:val="20"/>
+          <w:szCs w:val="20"/>
+        </w:rPr>
+      </w:pPr>
+      <w:r>
+        <w:rPr>
+          <w:rFonts w:ascii="Poppins" w:hAnsi="Poppins" w:cs="Poppins" w:eastAsia="Poppins"/>
           <w:b/>
           <w:noProof/>
           <w:sz w:val="20"/>
@@ -212,7 +212,7 @@
               <w:contextualSpacing/>
               <w:jc w:val="both"/>
               <w:rPr>
-                <w:rFonts w:ascii="Poppins" w:hAnsi="Poppins" w:cs="Poppins"/>
+                <w:rFonts w:ascii="Poppins" w:hAnsi="Poppins" w:cs="Poppins" w:eastAsia="Poppins"/>
                 <w:b/>
                 <w:sz w:val="18"/>
                 <w:szCs w:val="18"/>
@@ -220,7 +220,7 @@
             </w:pPr>
             <w:r>
               <w:rPr>
-                <w:rFonts w:ascii="Poppins" w:hAnsi="Poppins" w:cs="Poppins"/>
+                <w:rFonts w:ascii="Poppins" w:hAnsi="Poppins" w:cs="Poppins" w:eastAsia="Poppins"/>
                 <w:b/>
                 <w:sz w:val="18"/>
                 <w:szCs w:val="18"/>
@@ -244,14 +244,14 @@
               <w:spacing w:before="120" w:after="120"/>
               <w:contextualSpacing/>
               <w:rPr>
-                <w:rFonts w:ascii="Poppins" w:hAnsi="Poppins" w:cs="Poppins"/>
+                <w:rFonts w:ascii="Poppins" w:hAnsi="Poppins" w:cs="Poppins" w:eastAsia="Poppins"/>
                 <w:sz w:val="18"/>
                 <w:szCs w:val="18"/>
               </w:rPr>
             </w:pPr>
             <w:r>
               <w:rPr>
-                <w:rFonts w:ascii="Poppins" w:hAnsi="Poppins" w:cs="Poppins"/>
+                <w:rFonts w:ascii="Poppins" w:hAnsi="Poppins" w:cs="Poppins" w:eastAsia="Poppins"/>
                 <w:b/>
                 <w:bCs/>
                 <w:sz w:val="18"/>
@@ -261,7 +261,7 @@
             </w:r>
             <w:r>
               <w:rPr>
-                <w:rFonts w:ascii="Poppins" w:hAnsi="Poppins" w:cs="Poppins"/>
+                <w:rFonts w:ascii="Poppins" w:hAnsi="Poppins" w:cs="Poppins" w:eastAsia="Poppins"/>
                 <w:bCs/>
                 <w:sz w:val="18"/>
                 <w:szCs w:val="18"/>
@@ -295,7 +295,7 @@
               <w:contextualSpacing/>
               <w:jc w:val="both"/>
               <w:rPr>
-                <w:rFonts w:ascii="Poppins" w:hAnsi="Poppins" w:cs="Poppins"/>
+                <w:rFonts w:ascii="Poppins" w:hAnsi="Poppins" w:cs="Poppins" w:eastAsia="Poppins"/>
                 <w:b/>
                 <w:sz w:val="18"/>
                 <w:szCs w:val="18"/>
@@ -303,7 +303,7 @@
             </w:pPr>
             <w:r>
               <w:rPr>
-                <w:rFonts w:ascii="Poppins" w:hAnsi="Poppins" w:cs="Poppins"/>
+                <w:rFonts w:ascii="Poppins" w:hAnsi="Poppins" w:cs="Poppins" w:eastAsia="Poppins"/>
                 <w:b/>
                 <w:sz w:val="18"/>
                 <w:szCs w:val="18"/>
@@ -328,7 +328,7 @@
               <w:contextualSpacing/>
               <w:rPr>
                 <w:rStyle w:val="cjsz"/>
-                <w:rFonts w:ascii="Poppins" w:hAnsi="Poppins" w:cs="Poppins"/>
+                <w:rFonts w:ascii="Poppins" w:hAnsi="Poppins" w:cs="Poppins" w:eastAsia="Poppins"/>
                 <w:sz w:val="18"/>
                 <w:szCs w:val="18"/>
               </w:rPr>
@@ -336,7 +336,7 @@
             <w:r>
               <w:rPr>
                 <w:rStyle w:val="szekhely"/>
-                <w:rFonts w:ascii="Poppins" w:hAnsi="Poppins" w:cs="Poppins"/>
+                <w:rFonts w:ascii="Poppins" w:hAnsi="Poppins" w:cs="Poppins" w:eastAsia="Poppins"/>
                 <w:sz w:val="18"/>
                 <w:szCs w:val="18"/>
               </w:rPr>
@@ -369,7 +369,7 @@
               <w:contextualSpacing/>
               <w:jc w:val="both"/>
               <w:rPr>
-                <w:rFonts w:ascii="Poppins" w:hAnsi="Poppins" w:cs="Poppins"/>
+                <w:rFonts w:ascii="Poppins" w:hAnsi="Poppins" w:cs="Poppins" w:eastAsia="Poppins"/>
                 <w:b/>
                 <w:sz w:val="18"/>
                 <w:szCs w:val="18"/>
@@ -377,7 +377,7 @@
             </w:pPr>
             <w:r>
               <w:rPr>
-                <w:rFonts w:ascii="Poppins" w:hAnsi="Poppins" w:cs="Poppins"/>
+                <w:rFonts w:ascii="Poppins" w:hAnsi="Poppins" w:cs="Poppins" w:eastAsia="Poppins"/>
                 <w:b/>
                 <w:sz w:val="18"/>
                 <w:szCs w:val="18"/>
@@ -402,7 +402,7 @@
               <w:contextualSpacing/>
               <w:rPr>
                 <w:rStyle w:val="cjsz"/>
-                <w:rFonts w:ascii="Poppins" w:hAnsi="Poppins" w:cs="Poppins"/>
+                <w:rFonts w:ascii="Poppins" w:hAnsi="Poppins" w:cs="Poppins" w:eastAsia="Poppins"/>
                 <w:sz w:val="18"/>
                 <w:szCs w:val="18"/>
               </w:rPr>
@@ -410,7 +410,7 @@
             <w:r>
               <w:rPr>
                 <w:rStyle w:val="adoszam"/>
-                <w:rFonts w:ascii="Poppins" w:hAnsi="Poppins" w:cs="Poppins"/>
+                <w:rFonts w:ascii="Poppins" w:hAnsi="Poppins" w:cs="Poppins" w:eastAsia="Poppins"/>
                 <w:sz w:val="18"/>
                 <w:szCs w:val="18"/>
               </w:rPr>
@@ -427,7 +427,7 @@
         <w:contextualSpacing/>
         <w:jc w:val="center"/>
         <w:rPr>
-          <w:rFonts w:ascii="Poppins" w:hAnsi="Poppins" w:cs="Poppins"/>
+          <w:rFonts w:ascii="Poppins" w:hAnsi="Poppins" w:cs="Poppins" w:eastAsia="Poppins"/>
           <w:b/>
           <w:sz w:val="18"/>
           <w:szCs w:val="18"/>
@@ -475,7 +475,7 @@
               <w:contextualSpacing/>
               <w:jc w:val="both"/>
               <w:rPr>
-                <w:rFonts w:ascii="Poppins" w:hAnsi="Poppins" w:cs="Poppins"/>
+                <w:rFonts w:ascii="Poppins" w:hAnsi="Poppins" w:cs="Poppins" w:eastAsia="Poppins"/>
                 <w:b/>
                 <w:bCs/>
                 <w:sz w:val="18"/>
@@ -485,7 +485,7 @@
             </w:pPr>
             <w:r>
               <w:rPr>
-                <w:rFonts w:ascii="Poppins" w:hAnsi="Poppins" w:cs="Poppins"/>
+                <w:rFonts w:ascii="Poppins" w:hAnsi="Poppins" w:cs="Poppins" w:eastAsia="Poppins"/>
                 <w:b/>
                 <w:sz w:val="18"/>
                 <w:szCs w:val="18"/>
@@ -517,7 +517,7 @@
               <w:contextualSpacing/>
               <w:jc w:val="both"/>
               <w:rPr>
-                <w:rFonts w:ascii="Poppins" w:hAnsi="Poppins" w:cs="Poppins"/>
+                <w:rFonts w:ascii="Poppins" w:hAnsi="Poppins" w:cs="Poppins" w:eastAsia="Poppins"/>
                 <w:bCs/>
                 <w:sz w:val="18"/>
                 <w:szCs w:val="18"/>
@@ -553,7 +553,7 @@
               <w:contextualSpacing/>
               <w:jc w:val="both"/>
               <w:rPr>
-                <w:rFonts w:ascii="Poppins" w:hAnsi="Poppins" w:cs="Poppins"/>
+                <w:rFonts w:ascii="Poppins" w:hAnsi="Poppins" w:cs="Poppins" w:eastAsia="Poppins"/>
                 <w:b/>
                 <w:bCs/>
                 <w:sz w:val="18"/>
@@ -563,7 +563,7 @@
             </w:pPr>
             <w:r>
               <w:rPr>
-                <w:rFonts w:ascii="Poppins" w:hAnsi="Poppins" w:cs="Poppins"/>
+                <w:rFonts w:ascii="Poppins" w:hAnsi="Poppins" w:cs="Poppins" w:eastAsia="Poppins"/>
                 <w:b/>
                 <w:sz w:val="18"/>
                 <w:szCs w:val="18"/>
@@ -594,7 +594,7 @@
               <w:adjustRightInd w:val="0"/>
               <w:jc w:val="both"/>
               <w:rPr>
-                <w:rFonts w:ascii="Poppins" w:hAnsi="Poppins" w:cs="Poppins"/>
+                <w:rFonts w:ascii="Poppins" w:hAnsi="Poppins" w:cs="Poppins" w:eastAsia="Poppins"/>
                 <w:bCs/>
                 <w:sz w:val="18"/>
                 <w:szCs w:val="18"/>
@@ -611,7 +611,7 @@
         <w:contextualSpacing/>
         <w:jc w:val="center"/>
         <w:rPr>
-          <w:rFonts w:ascii="Poppins" w:hAnsi="Poppins" w:cs="Poppins"/>
+          <w:rFonts w:ascii="Poppins" w:hAnsi="Poppins" w:cs="Poppins" w:eastAsia="Poppins"/>
           <w:b/>
           <w:sz w:val="18"/>
           <w:szCs w:val="18"/>
@@ -622,7 +622,7 @@
       <w:pPr>
         <w:jc w:val="center"/>
         <w:rPr>
-          <w:rFonts w:ascii="Poppins" w:hAnsi="Poppins" w:cs="Poppins"/>
+          <w:rFonts w:ascii="Poppins" w:hAnsi="Poppins" w:cs="Poppins" w:eastAsia="Poppins"/>
           <w:sz w:val="20"/>
           <w:szCs w:val="20"/>
           <w:shd w:val="clear" w:color="auto" w:fill="FFFFFF"/>
@@ -630,7 +630,7 @@
       </w:pPr>
       <w:r>
         <w:rPr>
-          <w:rFonts w:ascii="Poppins" w:hAnsi="Poppins" w:cs="Poppins"/>
+          <w:rFonts w:ascii="Poppins" w:hAnsi="Poppins" w:cs="Poppins" w:eastAsia="Poppins"/>
           <w:b/>
           <w:sz w:val="20"/>
           <w:szCs w:val="20"/>
@@ -640,7 +640,7 @@
       </w:r>
       <w:r>
         <w:rPr>
-          <w:rFonts w:ascii="Poppins" w:hAnsi="Poppins" w:cs="Poppins"/>
+          <w:rFonts w:ascii="Poppins" w:hAnsi="Poppins" w:cs="Poppins" w:eastAsia="Poppins"/>
           <w:sz w:val="20"/>
           <w:szCs w:val="20"/>
           <w:shd w:val="clear" w:color="auto" w:fill="FFFFFF"/>
@@ -652,14 +652,14 @@
       <w:pPr>
         <w:jc w:val="both"/>
         <w:rPr>
-          <w:rFonts w:ascii="Poppins" w:hAnsi="Poppins" w:cs="Poppins"/>
-          <w:sz w:val="20"/>
-          <w:szCs w:val="20"/>
-        </w:rPr>
-      </w:pPr>
-      <w:r>
-        <w:rPr>
-          <w:rFonts w:ascii="Poppins" w:hAnsi="Poppins" w:cs="Poppins"/>
+          <w:rFonts w:ascii="Poppins" w:hAnsi="Poppins" w:cs="Poppins" w:eastAsia="Poppins"/>
+          <w:sz w:val="20"/>
+          <w:szCs w:val="20"/>
+        </w:rPr>
+      </w:pPr>
+      <w:r>
+        <w:rPr>
+          <w:rFonts w:ascii="Poppins" w:hAnsi="Poppins" w:cs="Poppins" w:eastAsia="Poppins"/>
           <w:sz w:val="20"/>
           <w:szCs w:val="20"/>
           <w:shd w:val="clear" w:color="auto" w:fill="FFFFFF"/>
@@ -668,7 +668,7 @@
       </w:r>
       <w:r>
         <w:rPr>
-          <w:rFonts w:ascii="Poppins" w:hAnsi="Poppins" w:cs="Poppins"/>
+          <w:rFonts w:ascii="Poppins" w:hAnsi="Poppins" w:cs="Poppins" w:eastAsia="Poppins"/>
           <w:sz w:val="20"/>
           <w:szCs w:val="20"/>
         </w:rPr>
@@ -679,7 +679,7 @@
       <w:pPr>
         <w:jc w:val="both"/>
         <w:rPr>
-          <w:rFonts w:ascii="Poppins" w:hAnsi="Poppins" w:cs="Poppins"/>
+          <w:rFonts w:ascii="Poppins" w:hAnsi="Poppins" w:cs="Poppins" w:eastAsia="Poppins"/>
           <w:sz w:val="20"/>
           <w:szCs w:val="20"/>
           <w:shd w:val="clear" w:color="auto" w:fill="FFFFFF"/>
@@ -687,7 +687,7 @@
       </w:pPr>
       <w:r>
         <w:rPr>
-          <w:rFonts w:ascii="Poppins" w:hAnsi="Poppins" w:cs="Poppins"/>
+          <w:rFonts w:ascii="Poppins" w:hAnsi="Poppins" w:cs="Poppins" w:eastAsia="Poppins"/>
           <w:b/>
           <w:sz w:val="20"/>
           <w:szCs w:val="20"/>
@@ -697,7 +697,7 @@
       </w:r>
       <w:r>
         <w:rPr>
-          <w:rFonts w:ascii="Poppins" w:hAnsi="Poppins" w:cs="Poppins"/>
+          <w:rFonts w:ascii="Poppins" w:hAnsi="Poppins" w:cs="Poppins" w:eastAsia="Poppins"/>
           <w:b/>
           <w:sz w:val="20"/>
           <w:szCs w:val="20"/>
@@ -707,7 +707,7 @@
       </w:r>
       <w:r>
         <w:rPr>
-          <w:rFonts w:ascii="Poppins" w:hAnsi="Poppins" w:cs="Poppins"/>
+          <w:rFonts w:ascii="Poppins" w:hAnsi="Poppins" w:cs="Poppins" w:eastAsia="Poppins"/>
           <w:sz w:val="20"/>
           <w:szCs w:val="20"/>
           <w:shd w:val="clear" w:color="auto" w:fill="FFFFFF"/>
@@ -719,7 +719,7 @@
       <w:pPr>
         <w:jc w:val="both"/>
         <w:rPr>
-          <w:rFonts w:ascii="Poppins" w:hAnsi="Poppins" w:cs="Poppins"/>
+          <w:rFonts w:ascii="Poppins" w:hAnsi="Poppins" w:cs="Poppins" w:eastAsia="Poppins"/>
           <w:sz w:val="20"/>
           <w:szCs w:val="20"/>
           <w:shd w:val="clear" w:color="auto" w:fill="FFFFFF"/>
@@ -727,7 +727,7 @@
       </w:pPr>
       <w:r>
         <w:rPr>
-          <w:rFonts w:ascii="Poppins" w:hAnsi="Poppins" w:cs="Poppins"/>
+          <w:rFonts w:ascii="Poppins" w:hAnsi="Poppins" w:cs="Poppins" w:eastAsia="Poppins"/>
           <w:b/>
           <w:sz w:val="20"/>
           <w:szCs w:val="20"/>
@@ -737,7 +737,7 @@
       </w:r>
       <w:r>
         <w:rPr>
-          <w:rFonts w:ascii="Poppins" w:hAnsi="Poppins" w:cs="Poppins"/>
+          <w:rFonts w:ascii="Poppins" w:hAnsi="Poppins" w:cs="Poppins" w:eastAsia="Poppins"/>
           <w:sz w:val="20"/>
           <w:szCs w:val="20"/>
           <w:shd w:val="clear" w:color="auto" w:fill="FFFFFF"/>
@@ -749,7 +749,7 @@
       <w:pPr>
         <w:jc w:val="both"/>
         <w:rPr>
-          <w:rFonts w:ascii="Poppins" w:hAnsi="Poppins" w:cs="Poppins"/>
+          <w:rFonts w:ascii="Poppins" w:hAnsi="Poppins" w:cs="Poppins" w:eastAsia="Poppins"/>
           <w:sz w:val="20"/>
           <w:szCs w:val="20"/>
           <w:shd w:val="clear" w:color="auto" w:fill="FFFFFF"/>
@@ -757,7 +757,7 @@
       </w:pPr>
       <w:r>
         <w:rPr>
-          <w:rFonts w:ascii="Poppins" w:hAnsi="Poppins" w:cs="Poppins"/>
+          <w:rFonts w:ascii="Poppins" w:hAnsi="Poppins" w:cs="Poppins" w:eastAsia="Poppins"/>
           <w:sz w:val="20"/>
           <w:szCs w:val="20"/>
           <w:shd w:val="clear" w:color="auto" w:fill="FFFFFF"/>
@@ -766,7 +766,7 @@
       </w:r>
       <w:r>
         <w:rPr>
-          <w:rFonts w:ascii="Poppins" w:hAnsi="Poppins" w:cs="Poppins"/>
+          <w:rFonts w:ascii="Poppins" w:hAnsi="Poppins" w:cs="Poppins" w:eastAsia="Poppins"/>
           <w:sz w:val="20"/>
           <w:szCs w:val="20"/>
           <w:shd w:val="clear" w:color="auto" w:fill="FFFFFF"/>
@@ -775,7 +775,7 @@
       </w:r>
       <w:r>
         <w:rPr>
-          <w:rFonts w:ascii="Poppins" w:hAnsi="Poppins" w:cs="Poppins"/>
+          <w:rFonts w:ascii="Poppins" w:hAnsi="Poppins" w:cs="Poppins" w:eastAsia="Poppins"/>
           <w:sz w:val="20"/>
           <w:szCs w:val="20"/>
           <w:shd w:val="clear" w:color="auto" w:fill="FFFFFF"/>
@@ -787,7 +787,7 @@
       <w:pPr>
         <w:jc w:val="both"/>
         <w:rPr>
-          <w:rFonts w:ascii="Poppins" w:hAnsi="Poppins" w:cs="Poppins"/>
+          <w:rFonts w:ascii="Poppins" w:hAnsi="Poppins" w:cs="Poppins" w:eastAsia="Poppins"/>
           <w:sz w:val="20"/>
           <w:szCs w:val="20"/>
           <w:shd w:val="clear" w:color="auto" w:fill="FFFFFF"/>
@@ -795,7 +795,7 @@
       </w:pPr>
       <w:r>
         <w:rPr>
-          <w:rFonts w:ascii="Poppins" w:hAnsi="Poppins" w:cs="Poppins"/>
+          <w:rFonts w:ascii="Poppins" w:hAnsi="Poppins" w:cs="Poppins" w:eastAsia="Poppins"/>
           <w:b/>
           <w:sz w:val="20"/>
           <w:szCs w:val="20"/>
@@ -805,7 +805,7 @@
       </w:r>
       <w:r>
         <w:rPr>
-          <w:rFonts w:ascii="Poppins" w:hAnsi="Poppins" w:cs="Poppins"/>
+          <w:rFonts w:ascii="Poppins" w:hAnsi="Poppins" w:cs="Poppins" w:eastAsia="Poppins"/>
           <w:sz w:val="20"/>
           <w:szCs w:val="20"/>
           <w:shd w:val="clear" w:color="auto" w:fill="FFFFFF"/>
@@ -814,7 +814,7 @@
       </w:r>
       <w:r>
         <w:rPr>
-          <w:rFonts w:ascii="Poppins" w:hAnsi="Poppins" w:cs="Poppins"/>
+          <w:rFonts w:ascii="Poppins" w:hAnsi="Poppins" w:cs="Poppins" w:eastAsia="Poppins"/>
           <w:sz w:val="20"/>
           <w:szCs w:val="20"/>
           <w:shd w:val="clear" w:color="auto" w:fill="FFFFFF"/>
@@ -823,7 +823,7 @@
       </w:r>
       <w:r>
         <w:rPr>
-          <w:rFonts w:ascii="Poppins" w:hAnsi="Poppins" w:cs="Poppins"/>
+          <w:rFonts w:ascii="Poppins" w:hAnsi="Poppins" w:cs="Poppins" w:eastAsia="Poppins"/>
           <w:sz w:val="20"/>
           <w:szCs w:val="20"/>
           <w:shd w:val="clear" w:color="auto" w:fill="FFFFFF"/>
@@ -835,7 +835,7 @@
       <w:pPr>
         <w:jc w:val="both"/>
         <w:rPr>
-          <w:rFonts w:ascii="Poppins" w:hAnsi="Poppins" w:cs="Poppins"/>
+          <w:rFonts w:ascii="Poppins" w:hAnsi="Poppins" w:cs="Poppins" w:eastAsia="Poppins"/>
           <w:sz w:val="20"/>
           <w:szCs w:val="20"/>
           <w:shd w:val="clear" w:color="auto" w:fill="FFFFFF"/>
@@ -843,7 +843,7 @@
       </w:pPr>
       <w:r>
         <w:rPr>
-          <w:rFonts w:ascii="Poppins" w:hAnsi="Poppins" w:cs="Poppins"/>
+          <w:rFonts w:ascii="Poppins" w:hAnsi="Poppins" w:cs="Poppins" w:eastAsia="Poppins"/>
           <w:b/>
           <w:sz w:val="20"/>
           <w:szCs w:val="20"/>
@@ -853,7 +853,7 @@
       </w:r>
       <w:r>
         <w:rPr>
-          <w:rFonts w:ascii="Poppins" w:hAnsi="Poppins" w:cs="Poppins"/>
+          <w:rFonts w:ascii="Poppins" w:hAnsi="Poppins" w:cs="Poppins" w:eastAsia="Poppins"/>
           <w:sz w:val="20"/>
           <w:szCs w:val="20"/>
           <w:shd w:val="clear" w:color="auto" w:fill="FFFFFF"/>
@@ -865,15 +865,15 @@
       <w:pPr>
         <w:jc w:val="center"/>
         <w:rPr>
-          <w:rFonts w:ascii="Poppins" w:hAnsi="Poppins" w:cs="Poppins"/>
-          <w:b/>
-          <w:sz w:val="20"/>
-          <w:szCs w:val="20"/>
-        </w:rPr>
-      </w:pPr>
-      <w:r>
-        <w:rPr>
-          <w:rFonts w:ascii="Poppins" w:hAnsi="Poppins" w:cs="Poppins"/>
+          <w:rFonts w:ascii="Poppins" w:hAnsi="Poppins" w:cs="Poppins" w:eastAsia="Poppins"/>
+          <w:b/>
+          <w:sz w:val="20"/>
+          <w:szCs w:val="20"/>
+        </w:rPr>
+      </w:pPr>
+      <w:r>
+        <w:rPr>
+          <w:rFonts w:ascii="Poppins" w:hAnsi="Poppins" w:cs="Poppins" w:eastAsia="Poppins"/>
           <w:b/>
           <w:sz w:val="20"/>
           <w:szCs w:val="20"/>
@@ -885,15 +885,15 @@
       <w:pPr>
         <w:jc w:val="both"/>
         <w:rPr>
-          <w:rFonts w:ascii="Poppins" w:hAnsi="Poppins" w:cs="Poppins"/>
-          <w:b/>
-          <w:sz w:val="20"/>
-          <w:szCs w:val="20"/>
-        </w:rPr>
-      </w:pPr>
-      <w:r>
-        <w:rPr>
-          <w:rFonts w:ascii="Poppins" w:hAnsi="Poppins" w:cs="Poppins"/>
+          <w:rFonts w:ascii="Poppins" w:hAnsi="Poppins" w:cs="Poppins" w:eastAsia="Poppins"/>
+          <w:b/>
+          <w:sz w:val="20"/>
+          <w:szCs w:val="20"/>
+        </w:rPr>
+      </w:pPr>
+      <w:r>
+        <w:rPr>
+          <w:rFonts w:ascii="Poppins" w:hAnsi="Poppins" w:cs="Poppins" w:eastAsia="Poppins"/>
           <w:b/>
           <w:sz w:val="20"/>
           <w:szCs w:val="20"/>
@@ -902,7 +902,7 @@
       </w:r>
       <w:r>
         <w:rPr>
-          <w:rFonts w:ascii="Poppins" w:hAnsi="Poppins" w:cs="Poppins"/>
+          <w:rFonts w:ascii="Poppins" w:hAnsi="Poppins" w:cs="Poppins" w:eastAsia="Poppins"/>
           <w:b/>
           <w:sz w:val="20"/>
           <w:szCs w:val="20"/>
@@ -911,7 +911,7 @@
       </w:r>
       <w:r>
         <w:rPr>
-          <w:rFonts w:ascii="Poppins" w:hAnsi="Poppins" w:cs="Poppins"/>
+          <w:rFonts w:ascii="Poppins" w:hAnsi="Poppins" w:cs="Poppins" w:eastAsia="Poppins"/>
           <w:b/>
           <w:sz w:val="20"/>
           <w:szCs w:val="20"/>
@@ -922,25 +922,25 @@
     <w:p>
       <w:pPr>
         <w:rPr>
-          <w:rFonts w:ascii="Poppins" w:hAnsi="Poppins" w:cs="Poppins"/>
-          <w:b/>
-          <w:sz w:val="20"/>
-          <w:szCs w:val="20"/>
-        </w:rPr>
-      </w:pPr>
-    </w:p>
-    <w:p>
-      <w:pPr>
-        <w:rPr>
-          <w:rFonts w:ascii="Poppins" w:hAnsi="Poppins" w:cs="Poppins"/>
-          <w:b/>
-          <w:sz w:val="20"/>
-          <w:szCs w:val="20"/>
-        </w:rPr>
-      </w:pPr>
-      <w:r>
-        <w:rPr>
-          <w:rFonts w:ascii="Poppins" w:hAnsi="Poppins" w:cs="Poppins"/>
+          <w:rFonts w:ascii="Poppins" w:hAnsi="Poppins" w:cs="Poppins" w:eastAsia="Poppins"/>
+          <w:b/>
+          <w:sz w:val="20"/>
+          <w:szCs w:val="20"/>
+        </w:rPr>
+      </w:pPr>
+    </w:p>
+    <w:p>
+      <w:pPr>
+        <w:rPr>
+          <w:rFonts w:ascii="Poppins" w:hAnsi="Poppins" w:cs="Poppins" w:eastAsia="Poppins"/>
+          <w:b/>
+          <w:sz w:val="20"/>
+          <w:szCs w:val="20"/>
+        </w:rPr>
+      </w:pPr>
+      <w:r>
+        <w:rPr>
+          <w:rFonts w:ascii="Poppins" w:hAnsi="Poppins" w:cs="Poppins" w:eastAsia="Poppins"/>
           <w:b/>
           <w:sz w:val="20"/>
           <w:szCs w:val="20"/>
@@ -955,14 +955,14 @@
         <w:spacing w:before="0" w:beforeAutospacing="0" w:after="0" w:afterAutospacing="0"/>
         <w:jc w:val="both"/>
         <w:rPr>
-          <w:rFonts w:ascii="Poppins" w:hAnsi="Poppins" w:cs="Poppins"/>
-          <w:sz w:val="20"/>
-          <w:szCs w:val="20"/>
-        </w:rPr>
-      </w:pPr>
-      <w:r>
-        <w:rPr>
-          <w:rFonts w:ascii="Poppins" w:hAnsi="Poppins" w:cs="Poppins"/>
+          <w:rFonts w:ascii="Poppins" w:hAnsi="Poppins" w:cs="Poppins" w:eastAsia="Poppins"/>
+          <w:sz w:val="20"/>
+          <w:szCs w:val="20"/>
+        </w:rPr>
+      </w:pPr>
+      <w:r>
+        <w:rPr>
+          <w:rFonts w:ascii="Poppins" w:hAnsi="Poppins" w:cs="Poppins" w:eastAsia="Poppins"/>
           <w:b/>
           <w:i/>
           <w:iCs/>
@@ -973,7 +973,7 @@
       </w:r>
       <w:r>
         <w:rPr>
-          <w:rFonts w:ascii="Poppins" w:hAnsi="Poppins" w:cs="Poppins"/>
+          <w:rFonts w:ascii="Poppins" w:hAnsi="Poppins" w:cs="Poppins" w:eastAsia="Poppins"/>
           <w:i/>
           <w:iCs/>
           <w:sz w:val="20"/>
@@ -984,7 +984,7 @@
       <w:r>
         <w:rPr>
           <w:rStyle w:val="apple-converted-space"/>
-          <w:rFonts w:ascii="Poppins" w:hAnsi="Poppins" w:cs="Poppins"/>
+          <w:rFonts w:ascii="Poppins" w:hAnsi="Poppins" w:cs="Poppins" w:eastAsia="Poppins"/>
           <w:i/>
           <w:iCs/>
           <w:sz w:val="20"/>
@@ -994,7 +994,7 @@
       </w:r>
       <w:r>
         <w:rPr>
-          <w:rFonts w:ascii="Poppins" w:hAnsi="Poppins" w:cs="Poppins"/>
+          <w:rFonts w:ascii="Poppins" w:hAnsi="Poppins" w:cs="Poppins" w:eastAsia="Poppins"/>
           <w:sz w:val="20"/>
           <w:szCs w:val="20"/>
         </w:rPr>
@@ -1008,14 +1008,14 @@
         <w:spacing w:before="0" w:beforeAutospacing="0" w:after="0" w:afterAutospacing="0"/>
         <w:jc w:val="both"/>
         <w:rPr>
-          <w:rFonts w:ascii="Poppins" w:hAnsi="Poppins" w:cs="Poppins"/>
-          <w:sz w:val="20"/>
-          <w:szCs w:val="20"/>
-        </w:rPr>
-      </w:pPr>
-      <w:r>
-        <w:rPr>
-          <w:rFonts w:ascii="Poppins" w:hAnsi="Poppins" w:cs="Poppins"/>
+          <w:rFonts w:ascii="Poppins" w:hAnsi="Poppins" w:cs="Poppins" w:eastAsia="Poppins"/>
+          <w:sz w:val="20"/>
+          <w:szCs w:val="20"/>
+        </w:rPr>
+      </w:pPr>
+      <w:r>
+        <w:rPr>
+          <w:rFonts w:ascii="Poppins" w:hAnsi="Poppins" w:cs="Poppins" w:eastAsia="Poppins"/>
           <w:b/>
           <w:i/>
           <w:iCs/>
@@ -1027,7 +1027,7 @@
       <w:r>
         <w:rPr>
           <w:rStyle w:val="apple-converted-space"/>
-          <w:rFonts w:ascii="Poppins" w:hAnsi="Poppins" w:cs="Poppins"/>
+          <w:rFonts w:ascii="Poppins" w:hAnsi="Poppins" w:cs="Poppins" w:eastAsia="Poppins"/>
           <w:i/>
           <w:iCs/>
           <w:sz w:val="20"/>
@@ -1037,7 +1037,7 @@
       </w:r>
       <w:r>
         <w:rPr>
-          <w:rFonts w:ascii="Poppins" w:hAnsi="Poppins" w:cs="Poppins"/>
+          <w:rFonts w:ascii="Poppins" w:hAnsi="Poppins" w:cs="Poppins" w:eastAsia="Poppins"/>
           <w:sz w:val="20"/>
           <w:szCs w:val="20"/>
         </w:rPr>
@@ -1051,14 +1051,14 @@
         <w:spacing w:before="0" w:beforeAutospacing="0" w:after="0" w:afterAutospacing="0"/>
         <w:jc w:val="both"/>
         <w:rPr>
-          <w:rFonts w:ascii="Poppins" w:hAnsi="Poppins" w:cs="Poppins"/>
-          <w:sz w:val="20"/>
-          <w:szCs w:val="20"/>
-        </w:rPr>
-      </w:pPr>
-      <w:r>
-        <w:rPr>
-          <w:rFonts w:ascii="Poppins" w:hAnsi="Poppins" w:cs="Poppins"/>
+          <w:rFonts w:ascii="Poppins" w:hAnsi="Poppins" w:cs="Poppins" w:eastAsia="Poppins"/>
+          <w:sz w:val="20"/>
+          <w:szCs w:val="20"/>
+        </w:rPr>
+      </w:pPr>
+      <w:r>
+        <w:rPr>
+          <w:rFonts w:ascii="Poppins" w:hAnsi="Poppins" w:cs="Poppins" w:eastAsia="Poppins"/>
           <w:b/>
           <w:i/>
           <w:iCs/>
@@ -1071,7 +1071,7 @@
       <w:r>
         <w:rPr>
           <w:rStyle w:val="apple-converted-space"/>
-          <w:rFonts w:ascii="Poppins" w:hAnsi="Poppins" w:cs="Poppins"/>
+          <w:rFonts w:ascii="Poppins" w:hAnsi="Poppins" w:cs="Poppins" w:eastAsia="Poppins"/>
           <w:i/>
           <w:iCs/>
           <w:sz w:val="20"/>
@@ -1081,7 +1081,7 @@
       </w:r>
       <w:r>
         <w:rPr>
-          <w:rFonts w:ascii="Poppins" w:hAnsi="Poppins" w:cs="Poppins"/>
+          <w:rFonts w:ascii="Poppins" w:hAnsi="Poppins" w:cs="Poppins" w:eastAsia="Poppins"/>
           <w:sz w:val="20"/>
           <w:szCs w:val="20"/>
         </w:rPr>
@@ -1089,7 +1089,7 @@
       </w:r>
       <w:r>
         <w:rPr>
-          <w:rFonts w:ascii="Poppins" w:hAnsi="Poppins" w:cs="Poppins"/>
+          <w:rFonts w:ascii="Poppins" w:hAnsi="Poppins" w:cs="Poppins" w:eastAsia="Poppins"/>
           <w:sz w:val="20"/>
           <w:szCs w:val="20"/>
         </w:rPr>
@@ -1097,7 +1097,7 @@
       </w:r>
       <w:r>
         <w:rPr>
-          <w:rFonts w:ascii="Poppins" w:hAnsi="Poppins" w:cs="Poppins"/>
+          <w:rFonts w:ascii="Poppins" w:hAnsi="Poppins" w:cs="Poppins" w:eastAsia="Poppins"/>
           <w:sz w:val="20"/>
           <w:szCs w:val="20"/>
         </w:rPr>
@@ -1111,14 +1111,14 @@
         <w:spacing w:before="0" w:beforeAutospacing="0" w:after="0" w:afterAutospacing="0"/>
         <w:jc w:val="both"/>
         <w:rPr>
-          <w:rFonts w:ascii="Poppins" w:hAnsi="Poppins" w:cs="Poppins"/>
-          <w:sz w:val="20"/>
-          <w:szCs w:val="20"/>
-        </w:rPr>
-      </w:pPr>
-      <w:r>
-        <w:rPr>
-          <w:rFonts w:ascii="Poppins" w:hAnsi="Poppins" w:cs="Poppins"/>
+          <w:rFonts w:ascii="Poppins" w:hAnsi="Poppins" w:cs="Poppins" w:eastAsia="Poppins"/>
+          <w:sz w:val="20"/>
+          <w:szCs w:val="20"/>
+        </w:rPr>
+      </w:pPr>
+      <w:r>
+        <w:rPr>
+          <w:rFonts w:ascii="Poppins" w:hAnsi="Poppins" w:cs="Poppins" w:eastAsia="Poppins"/>
           <w:b/>
           <w:i/>
           <w:iCs/>
@@ -1130,7 +1130,7 @@
       <w:r>
         <w:rPr>
           <w:rStyle w:val="apple-converted-space"/>
-          <w:rFonts w:ascii="Poppins" w:hAnsi="Poppins" w:cs="Poppins"/>
+          <w:rFonts w:ascii="Poppins" w:hAnsi="Poppins" w:cs="Poppins" w:eastAsia="Poppins"/>
           <w:i/>
           <w:iCs/>
           <w:sz w:val="20"/>
@@ -1140,7 +1140,7 @@
       </w:r>
       <w:r>
         <w:rPr>
-          <w:rFonts w:ascii="Poppins" w:hAnsi="Poppins" w:cs="Poppins"/>
+          <w:rFonts w:ascii="Poppins" w:hAnsi="Poppins" w:cs="Poppins" w:eastAsia="Poppins"/>
           <w:sz w:val="20"/>
           <w:szCs w:val="20"/>
         </w:rPr>
@@ -1151,15 +1151,15 @@
       <w:pPr>
         <w:jc w:val="both"/>
         <w:rPr>
-          <w:rFonts w:ascii="Poppins" w:hAnsi="Poppins" w:cs="Poppins"/>
-          <w:b/>
-          <w:sz w:val="20"/>
-          <w:szCs w:val="20"/>
-        </w:rPr>
-      </w:pPr>
-      <w:r>
-        <w:rPr>
-          <w:rFonts w:ascii="Poppins" w:hAnsi="Poppins" w:cs="Poppins"/>
+          <w:rFonts w:ascii="Poppins" w:hAnsi="Poppins" w:cs="Poppins" w:eastAsia="Poppins"/>
+          <w:b/>
+          <w:sz w:val="20"/>
+          <w:szCs w:val="20"/>
+        </w:rPr>
+      </w:pPr>
+      <w:r>
+        <w:rPr>
+          <w:rFonts w:ascii="Poppins" w:hAnsi="Poppins" w:cs="Poppins" w:eastAsia="Poppins"/>
           <w:b/>
           <w:sz w:val="20"/>
           <w:szCs w:val="20"/>
@@ -1174,14 +1174,14 @@
         <w:spacing w:before="0" w:beforeAutospacing="0" w:after="0" w:afterAutospacing="0"/>
         <w:jc w:val="both"/>
         <w:rPr>
-          <w:rFonts w:ascii="Poppins" w:hAnsi="Poppins" w:cs="Poppins"/>
-          <w:sz w:val="20"/>
-          <w:szCs w:val="20"/>
-        </w:rPr>
-      </w:pPr>
-      <w:r>
-        <w:rPr>
-          <w:rFonts w:ascii="Poppins" w:hAnsi="Poppins" w:cs="Poppins"/>
+          <w:rFonts w:ascii="Poppins" w:hAnsi="Poppins" w:cs="Poppins" w:eastAsia="Poppins"/>
+          <w:sz w:val="20"/>
+          <w:szCs w:val="20"/>
+        </w:rPr>
+      </w:pPr>
+      <w:r>
+        <w:rPr>
+          <w:rFonts w:ascii="Poppins" w:hAnsi="Poppins" w:cs="Poppins" w:eastAsia="Poppins"/>
           <w:b/>
           <w:bCs/>
           <w:sz w:val="20"/>
@@ -1192,7 +1192,7 @@
       <w:r>
         <w:rPr>
           <w:rStyle w:val="apple-converted-space"/>
-          <w:rFonts w:ascii="Poppins" w:hAnsi="Poppins" w:cs="Poppins"/>
+          <w:rFonts w:ascii="Poppins" w:hAnsi="Poppins" w:cs="Poppins" w:eastAsia="Poppins"/>
           <w:b/>
           <w:bCs/>
           <w:sz w:val="20"/>
@@ -1202,7 +1202,7 @@
       </w:r>
       <w:r>
         <w:rPr>
-          <w:rFonts w:ascii="Poppins" w:hAnsi="Poppins" w:cs="Poppins"/>
+          <w:rFonts w:ascii="Poppins" w:hAnsi="Poppins" w:cs="Poppins" w:eastAsia="Poppins"/>
           <w:sz w:val="20"/>
           <w:szCs w:val="20"/>
         </w:rPr>
@@ -1217,14 +1217,14 @@
         <w:ind w:firstLine="240"/>
         <w:jc w:val="both"/>
         <w:rPr>
-          <w:rFonts w:ascii="Poppins" w:hAnsi="Poppins" w:cs="Poppins"/>
-          <w:sz w:val="20"/>
-          <w:szCs w:val="20"/>
-        </w:rPr>
-      </w:pPr>
-      <w:r>
-        <w:rPr>
-          <w:rFonts w:ascii="Poppins" w:hAnsi="Poppins" w:cs="Poppins"/>
+          <w:rFonts w:ascii="Poppins" w:hAnsi="Poppins" w:cs="Poppins" w:eastAsia="Poppins"/>
+          <w:sz w:val="20"/>
+          <w:szCs w:val="20"/>
+        </w:rPr>
+      </w:pPr>
+      <w:r>
+        <w:rPr>
+          <w:rFonts w:ascii="Poppins" w:hAnsi="Poppins" w:cs="Poppins" w:eastAsia="Poppins"/>
           <w:i/>
           <w:iCs/>
           <w:sz w:val="20"/>
@@ -1235,7 +1235,7 @@
       <w:r>
         <w:rPr>
           <w:rStyle w:val="apple-converted-space"/>
-          <w:rFonts w:ascii="Poppins" w:hAnsi="Poppins" w:cs="Poppins"/>
+          <w:rFonts w:ascii="Poppins" w:hAnsi="Poppins" w:cs="Poppins" w:eastAsia="Poppins"/>
           <w:i/>
           <w:iCs/>
           <w:sz w:val="20"/>
@@ -1245,7 +1245,7 @@
       </w:r>
       <w:r>
         <w:rPr>
-          <w:rFonts w:ascii="Poppins" w:hAnsi="Poppins" w:cs="Poppins"/>
+          <w:rFonts w:ascii="Poppins" w:hAnsi="Poppins" w:cs="Poppins" w:eastAsia="Poppins"/>
           <w:sz w:val="20"/>
           <w:szCs w:val="20"/>
         </w:rPr>
@@ -1260,14 +1260,14 @@
         <w:ind w:firstLine="240"/>
         <w:jc w:val="both"/>
         <w:rPr>
-          <w:rFonts w:ascii="Poppins" w:hAnsi="Poppins" w:cs="Poppins"/>
-          <w:sz w:val="20"/>
-          <w:szCs w:val="20"/>
-        </w:rPr>
-      </w:pPr>
-      <w:r>
-        <w:rPr>
-          <w:rFonts w:ascii="Poppins" w:hAnsi="Poppins" w:cs="Poppins"/>
+          <w:rFonts w:ascii="Poppins" w:hAnsi="Poppins" w:cs="Poppins" w:eastAsia="Poppins"/>
+          <w:sz w:val="20"/>
+          <w:szCs w:val="20"/>
+        </w:rPr>
+      </w:pPr>
+      <w:r>
+        <w:rPr>
+          <w:rFonts w:ascii="Poppins" w:hAnsi="Poppins" w:cs="Poppins" w:eastAsia="Poppins"/>
           <w:i/>
           <w:iCs/>
           <w:sz w:val="20"/>
@@ -1278,7 +1278,7 @@
       <w:r>
         <w:rPr>
           <w:rStyle w:val="apple-converted-space"/>
-          <w:rFonts w:ascii="Poppins" w:hAnsi="Poppins" w:cs="Poppins"/>
+          <w:rFonts w:ascii="Poppins" w:hAnsi="Poppins" w:cs="Poppins" w:eastAsia="Poppins"/>
           <w:i/>
           <w:iCs/>
           <w:sz w:val="20"/>
@@ -1288,7 +1288,7 @@
       </w:r>
       <w:r>
         <w:rPr>
-          <w:rFonts w:ascii="Poppins" w:hAnsi="Poppins" w:cs="Poppins"/>
+          <w:rFonts w:ascii="Poppins" w:hAnsi="Poppins" w:cs="Poppins" w:eastAsia="Poppins"/>
           <w:sz w:val="20"/>
           <w:szCs w:val="20"/>
         </w:rPr>
@@ -1303,14 +1303,14 @@
         <w:ind w:firstLine="240"/>
         <w:jc w:val="both"/>
         <w:rPr>
-          <w:rFonts w:ascii="Poppins" w:hAnsi="Poppins" w:cs="Poppins"/>
-          <w:sz w:val="20"/>
-          <w:szCs w:val="20"/>
-        </w:rPr>
-      </w:pPr>
-      <w:r>
-        <w:rPr>
-          <w:rFonts w:ascii="Poppins" w:hAnsi="Poppins" w:cs="Poppins"/>
+          <w:rFonts w:ascii="Poppins" w:hAnsi="Poppins" w:cs="Poppins" w:eastAsia="Poppins"/>
+          <w:sz w:val="20"/>
+          <w:szCs w:val="20"/>
+        </w:rPr>
+      </w:pPr>
+      <w:r>
+        <w:rPr>
+          <w:rFonts w:ascii="Poppins" w:hAnsi="Poppins" w:cs="Poppins" w:eastAsia="Poppins"/>
           <w:i/>
           <w:iCs/>
           <w:sz w:val="20"/>
@@ -1321,7 +1321,7 @@
       <w:r>
         <w:rPr>
           <w:rStyle w:val="apple-converted-space"/>
-          <w:rFonts w:ascii="Poppins" w:hAnsi="Poppins" w:cs="Poppins"/>
+          <w:rFonts w:ascii="Poppins" w:hAnsi="Poppins" w:cs="Poppins" w:eastAsia="Poppins"/>
           <w:i/>
           <w:iCs/>
           <w:sz w:val="20"/>
@@ -1331,7 +1331,7 @@
       </w:r>
       <w:r>
         <w:rPr>
-          <w:rFonts w:ascii="Poppins" w:hAnsi="Poppins" w:cs="Poppins"/>
+          <w:rFonts w:ascii="Poppins" w:hAnsi="Poppins" w:cs="Poppins" w:eastAsia="Poppins"/>
           <w:sz w:val="20"/>
           <w:szCs w:val="20"/>
         </w:rPr>
@@ -1339,7 +1339,7 @@
       </w:r>
       <w:r>
         <w:rPr>
-          <w:rFonts w:ascii="Poppins" w:hAnsi="Poppins" w:cs="Poppins"/>
+          <w:rFonts w:ascii="Poppins" w:hAnsi="Poppins" w:cs="Poppins" w:eastAsia="Poppins"/>
           <w:sz w:val="20"/>
           <w:szCs w:val="20"/>
         </w:rPr>
@@ -1347,7 +1347,7 @@
       </w:r>
       <w:r>
         <w:rPr>
-          <w:rFonts w:ascii="Poppins" w:hAnsi="Poppins" w:cs="Poppins"/>
+          <w:rFonts w:ascii="Poppins" w:hAnsi="Poppins" w:cs="Poppins" w:eastAsia="Poppins"/>
           <w:sz w:val="20"/>
           <w:szCs w:val="20"/>
         </w:rPr>
@@ -1362,14 +1362,14 @@
         <w:ind w:firstLine="240"/>
         <w:jc w:val="both"/>
         <w:rPr>
-          <w:rFonts w:ascii="Poppins" w:hAnsi="Poppins" w:cs="Poppins"/>
-          <w:sz w:val="20"/>
-          <w:szCs w:val="20"/>
-        </w:rPr>
-      </w:pPr>
-      <w:r>
-        <w:rPr>
-          <w:rFonts w:ascii="Poppins" w:hAnsi="Poppins" w:cs="Poppins"/>
+          <w:rFonts w:ascii="Poppins" w:hAnsi="Poppins" w:cs="Poppins" w:eastAsia="Poppins"/>
+          <w:sz w:val="20"/>
+          <w:szCs w:val="20"/>
+        </w:rPr>
+      </w:pPr>
+      <w:r>
+        <w:rPr>
+          <w:rFonts w:ascii="Poppins" w:hAnsi="Poppins" w:cs="Poppins" w:eastAsia="Poppins"/>
           <w:sz w:val="20"/>
           <w:szCs w:val="20"/>
         </w:rPr>
@@ -1378,7 +1378,7 @@
       <w:r>
         <w:rPr>
           <w:rStyle w:val="apple-converted-space"/>
-          <w:rFonts w:ascii="Poppins" w:hAnsi="Poppins" w:cs="Poppins"/>
+          <w:rFonts w:ascii="Poppins" w:hAnsi="Poppins" w:cs="Poppins" w:eastAsia="Poppins"/>
           <w:sz w:val="20"/>
           <w:szCs w:val="20"/>
         </w:rPr>
@@ -1386,7 +1386,7 @@
       </w:r>
       <w:r>
         <w:rPr>
-          <w:rFonts w:ascii="Poppins" w:hAnsi="Poppins" w:cs="Poppins"/>
+          <w:rFonts w:ascii="Poppins" w:hAnsi="Poppins" w:cs="Poppins" w:eastAsia="Poppins"/>
           <w:sz w:val="20"/>
           <w:szCs w:val="20"/>
         </w:rPr>
@@ -1394,7 +1394,7 @@
       </w:r>
       <w:r>
         <w:rPr>
-          <w:rFonts w:ascii="Poppins" w:hAnsi="Poppins" w:cs="Poppins"/>
+          <w:rFonts w:ascii="Poppins" w:hAnsi="Poppins" w:cs="Poppins" w:eastAsia="Poppins"/>
           <w:sz w:val="20"/>
           <w:szCs w:val="20"/>
         </w:rPr>
@@ -1402,7 +1402,7 @@
       </w:r>
       <w:r>
         <w:rPr>
-          <w:rFonts w:ascii="Poppins" w:hAnsi="Poppins" w:cs="Poppins"/>
+          <w:rFonts w:ascii="Poppins" w:hAnsi="Poppins" w:cs="Poppins" w:eastAsia="Poppins"/>
           <w:sz w:val="20"/>
           <w:szCs w:val="20"/>
         </w:rPr>
@@ -1417,15 +1417,15 @@
         <w:ind w:firstLine="240"/>
         <w:jc w:val="both"/>
         <w:rPr>
-          <w:rFonts w:ascii="Poppins" w:hAnsi="Poppins" w:cs="Poppins"/>
-          <w:b/>
-          <w:sz w:val="20"/>
-          <w:szCs w:val="20"/>
-        </w:rPr>
-      </w:pPr>
-      <w:r>
-        <w:rPr>
-          <w:rFonts w:ascii="Poppins" w:hAnsi="Poppins" w:cs="Poppins"/>
+          <w:rFonts w:ascii="Poppins" w:hAnsi="Poppins" w:cs="Poppins" w:eastAsia="Poppins"/>
+          <w:b/>
+          <w:sz w:val="20"/>
+          <w:szCs w:val="20"/>
+        </w:rPr>
+      </w:pPr>
+      <w:r>
+        <w:rPr>
+          <w:rFonts w:ascii="Poppins" w:hAnsi="Poppins" w:cs="Poppins" w:eastAsia="Poppins"/>
           <w:sz w:val="20"/>
           <w:szCs w:val="20"/>
         </w:rPr>
@@ -1434,7 +1434,7 @@
       <w:r>
         <w:rPr>
           <w:rStyle w:val="apple-converted-space"/>
-          <w:rFonts w:ascii="Poppins" w:hAnsi="Poppins" w:cs="Poppins"/>
+          <w:rFonts w:ascii="Poppins" w:hAnsi="Poppins" w:cs="Poppins" w:eastAsia="Poppins"/>
           <w:sz w:val="20"/>
           <w:szCs w:val="20"/>
         </w:rPr>
@@ -1442,7 +1442,7 @@
       </w:r>
       <w:r>
         <w:rPr>
-          <w:rFonts w:ascii="Poppins" w:hAnsi="Poppins" w:cs="Poppins"/>
+          <w:rFonts w:ascii="Poppins" w:hAnsi="Poppins" w:cs="Poppins" w:eastAsia="Poppins"/>
           <w:b/>
           <w:sz w:val="20"/>
           <w:szCs w:val="20"/>
@@ -1458,14 +1458,14 @@
         <w:ind w:firstLine="240"/>
         <w:jc w:val="both"/>
         <w:rPr>
-          <w:rFonts w:ascii="Poppins" w:hAnsi="Poppins" w:cs="Poppins"/>
-          <w:sz w:val="20"/>
-          <w:szCs w:val="20"/>
-        </w:rPr>
-      </w:pPr>
-      <w:r>
-        <w:rPr>
-          <w:rFonts w:ascii="Poppins" w:hAnsi="Poppins" w:cs="Poppins"/>
+          <w:rFonts w:ascii="Poppins" w:hAnsi="Poppins" w:cs="Poppins" w:eastAsia="Poppins"/>
+          <w:sz w:val="20"/>
+          <w:szCs w:val="20"/>
+        </w:rPr>
+      </w:pPr>
+      <w:r>
+        <w:rPr>
+          <w:rFonts w:ascii="Poppins" w:hAnsi="Poppins" w:cs="Poppins" w:eastAsia="Poppins"/>
           <w:sz w:val="20"/>
           <w:szCs w:val="20"/>
         </w:rPr>
@@ -1474,7 +1474,7 @@
       <w:r>
         <w:rPr>
           <w:rStyle w:val="apple-converted-space"/>
-          <w:rFonts w:ascii="Poppins" w:hAnsi="Poppins" w:cs="Poppins"/>
+          <w:rFonts w:ascii="Poppins" w:hAnsi="Poppins" w:cs="Poppins" w:eastAsia="Poppins"/>
           <w:sz w:val="20"/>
           <w:szCs w:val="20"/>
         </w:rPr>
@@ -1482,7 +1482,7 @@
       </w:r>
       <w:r>
         <w:rPr>
-          <w:rFonts w:ascii="Poppins" w:hAnsi="Poppins" w:cs="Poppins"/>
+          <w:rFonts w:ascii="Poppins" w:hAnsi="Poppins" w:cs="Poppins" w:eastAsia="Poppins"/>
           <w:sz w:val="20"/>
           <w:szCs w:val="20"/>
         </w:rPr>
@@ -1497,14 +1497,14 @@
         <w:ind w:firstLine="240"/>
         <w:jc w:val="both"/>
         <w:rPr>
-          <w:rFonts w:ascii="Poppins" w:hAnsi="Poppins" w:cs="Poppins"/>
-          <w:sz w:val="20"/>
-          <w:szCs w:val="20"/>
-        </w:rPr>
-      </w:pPr>
-      <w:r>
-        <w:rPr>
-          <w:rFonts w:ascii="Poppins" w:hAnsi="Poppins" w:cs="Poppins"/>
+          <w:rFonts w:ascii="Poppins" w:hAnsi="Poppins" w:cs="Poppins" w:eastAsia="Poppins"/>
+          <w:sz w:val="20"/>
+          <w:szCs w:val="20"/>
+        </w:rPr>
+      </w:pPr>
+      <w:r>
+        <w:rPr>
+          <w:rFonts w:ascii="Poppins" w:hAnsi="Poppins" w:cs="Poppins" w:eastAsia="Poppins"/>
           <w:i/>
           <w:iCs/>
           <w:sz w:val="20"/>
@@ -1515,7 +1515,7 @@
       <w:r>
         <w:rPr>
           <w:rStyle w:val="apple-converted-space"/>
-          <w:rFonts w:ascii="Poppins" w:hAnsi="Poppins" w:cs="Poppins"/>
+          <w:rFonts w:ascii="Poppins" w:hAnsi="Poppins" w:cs="Poppins" w:eastAsia="Poppins"/>
           <w:i/>
           <w:iCs/>
           <w:sz w:val="20"/>
@@ -1525,7 +1525,7 @@
       </w:r>
       <w:r>
         <w:rPr>
-          <w:rFonts w:ascii="Poppins" w:hAnsi="Poppins" w:cs="Poppins"/>
+          <w:rFonts w:ascii="Poppins" w:hAnsi="Poppins" w:cs="Poppins" w:eastAsia="Poppins"/>
           <w:sz w:val="20"/>
           <w:szCs w:val="20"/>
         </w:rPr>
@@ -1540,14 +1540,14 @@
         <w:ind w:firstLine="240"/>
         <w:jc w:val="both"/>
         <w:rPr>
-          <w:rFonts w:ascii="Poppins" w:hAnsi="Poppins" w:cs="Poppins"/>
-          <w:sz w:val="20"/>
-          <w:szCs w:val="20"/>
-        </w:rPr>
-      </w:pPr>
-      <w:r>
-        <w:rPr>
-          <w:rFonts w:ascii="Poppins" w:hAnsi="Poppins" w:cs="Poppins"/>
+          <w:rFonts w:ascii="Poppins" w:hAnsi="Poppins" w:cs="Poppins" w:eastAsia="Poppins"/>
+          <w:sz w:val="20"/>
+          <w:szCs w:val="20"/>
+        </w:rPr>
+      </w:pPr>
+      <w:r>
+        <w:rPr>
+          <w:rFonts w:ascii="Poppins" w:hAnsi="Poppins" w:cs="Poppins" w:eastAsia="Poppins"/>
           <w:i/>
           <w:iCs/>
           <w:sz w:val="20"/>
@@ -1558,7 +1558,7 @@
       <w:r>
         <w:rPr>
           <w:rStyle w:val="apple-converted-space"/>
-          <w:rFonts w:ascii="Poppins" w:hAnsi="Poppins" w:cs="Poppins"/>
+          <w:rFonts w:ascii="Poppins" w:hAnsi="Poppins" w:cs="Poppins" w:eastAsia="Poppins"/>
           <w:i/>
           <w:iCs/>
           <w:sz w:val="20"/>
@@ -1568,7 +1568,7 @@
       </w:r>
       <w:r>
         <w:rPr>
-          <w:rFonts w:ascii="Poppins" w:hAnsi="Poppins" w:cs="Poppins"/>
+          <w:rFonts w:ascii="Poppins" w:hAnsi="Poppins" w:cs="Poppins" w:eastAsia="Poppins"/>
           <w:sz w:val="20"/>
           <w:szCs w:val="20"/>
         </w:rPr>
@@ -1583,14 +1583,14 @@
         <w:ind w:firstLine="240"/>
         <w:jc w:val="both"/>
         <w:rPr>
-          <w:rFonts w:ascii="Poppins" w:hAnsi="Poppins" w:cs="Poppins"/>
-          <w:sz w:val="20"/>
-          <w:szCs w:val="20"/>
-        </w:rPr>
-      </w:pPr>
-      <w:r>
-        <w:rPr>
-          <w:rFonts w:ascii="Poppins" w:hAnsi="Poppins" w:cs="Poppins"/>
+          <w:rFonts w:ascii="Poppins" w:hAnsi="Poppins" w:cs="Poppins" w:eastAsia="Poppins"/>
+          <w:sz w:val="20"/>
+          <w:szCs w:val="20"/>
+        </w:rPr>
+      </w:pPr>
+      <w:r>
+        <w:rPr>
+          <w:rFonts w:ascii="Poppins" w:hAnsi="Poppins" w:cs="Poppins" w:eastAsia="Poppins"/>
           <w:i/>
           <w:iCs/>
           <w:sz w:val="20"/>
@@ -1601,7 +1601,7 @@
       <w:r>
         <w:rPr>
           <w:rStyle w:val="apple-converted-space"/>
-          <w:rFonts w:ascii="Poppins" w:hAnsi="Poppins" w:cs="Poppins"/>
+          <w:rFonts w:ascii="Poppins" w:hAnsi="Poppins" w:cs="Poppins" w:eastAsia="Poppins"/>
           <w:i/>
           <w:iCs/>
           <w:sz w:val="20"/>
@@ -1611,7 +1611,7 @@
       </w:r>
       <w:r>
         <w:rPr>
-          <w:rFonts w:ascii="Poppins" w:hAnsi="Poppins" w:cs="Poppins"/>
+          <w:rFonts w:ascii="Poppins" w:hAnsi="Poppins" w:cs="Poppins" w:eastAsia="Poppins"/>
           <w:sz w:val="20"/>
           <w:szCs w:val="20"/>
         </w:rPr>
@@ -1626,14 +1626,14 @@
         <w:ind w:firstLine="240"/>
         <w:jc w:val="both"/>
         <w:rPr>
-          <w:rFonts w:ascii="Poppins" w:hAnsi="Poppins" w:cs="Poppins"/>
-          <w:sz w:val="20"/>
-          <w:szCs w:val="20"/>
-        </w:rPr>
-      </w:pPr>
-      <w:r>
-        <w:rPr>
-          <w:rFonts w:ascii="Poppins" w:hAnsi="Poppins" w:cs="Poppins"/>
+          <w:rFonts w:ascii="Poppins" w:hAnsi="Poppins" w:cs="Poppins" w:eastAsia="Poppins"/>
+          <w:sz w:val="20"/>
+          <w:szCs w:val="20"/>
+        </w:rPr>
+      </w:pPr>
+      <w:r>
+        <w:rPr>
+          <w:rFonts w:ascii="Poppins" w:hAnsi="Poppins" w:cs="Poppins" w:eastAsia="Poppins"/>
           <w:i/>
           <w:iCs/>
           <w:sz w:val="20"/>
@@ -1644,7 +1644,7 @@
       <w:r>
         <w:rPr>
           <w:rStyle w:val="apple-converted-space"/>
-          <w:rFonts w:ascii="Poppins" w:hAnsi="Poppins" w:cs="Poppins"/>
+          <w:rFonts w:ascii="Poppins" w:hAnsi="Poppins" w:cs="Poppins" w:eastAsia="Poppins"/>
           <w:i/>
           <w:iCs/>
           <w:sz w:val="20"/>
@@ -1654,7 +1654,7 @@
       </w:r>
       <w:r>
         <w:rPr>
-          <w:rFonts w:ascii="Poppins" w:hAnsi="Poppins" w:cs="Poppins"/>
+          <w:rFonts w:ascii="Poppins" w:hAnsi="Poppins" w:cs="Poppins" w:eastAsia="Poppins"/>
           <w:sz w:val="20"/>
           <w:szCs w:val="20"/>
         </w:rPr>
@@ -1669,14 +1669,14 @@
         <w:ind w:firstLine="240"/>
         <w:jc w:val="both"/>
         <w:rPr>
-          <w:rFonts w:ascii="Poppins" w:hAnsi="Poppins" w:cs="Poppins"/>
-          <w:sz w:val="20"/>
-          <w:szCs w:val="20"/>
-        </w:rPr>
-      </w:pPr>
-      <w:r>
-        <w:rPr>
-          <w:rFonts w:ascii="Poppins" w:hAnsi="Poppins" w:cs="Poppins"/>
+          <w:rFonts w:ascii="Poppins" w:hAnsi="Poppins" w:cs="Poppins" w:eastAsia="Poppins"/>
+          <w:sz w:val="20"/>
+          <w:szCs w:val="20"/>
+        </w:rPr>
+      </w:pPr>
+      <w:r>
+        <w:rPr>
+          <w:rFonts w:ascii="Poppins" w:hAnsi="Poppins" w:cs="Poppins" w:eastAsia="Poppins"/>
           <w:i/>
           <w:iCs/>
           <w:sz w:val="20"/>
@@ -1687,7 +1687,7 @@
       <w:r>
         <w:rPr>
           <w:rStyle w:val="apple-converted-space"/>
-          <w:rFonts w:ascii="Poppins" w:hAnsi="Poppins" w:cs="Poppins"/>
+          <w:rFonts w:ascii="Poppins" w:hAnsi="Poppins" w:cs="Poppins" w:eastAsia="Poppins"/>
           <w:i/>
           <w:iCs/>
           <w:sz w:val="20"/>
@@ -1697,7 +1697,7 @@
       </w:r>
       <w:r>
         <w:rPr>
-          <w:rFonts w:ascii="Poppins" w:hAnsi="Poppins" w:cs="Poppins"/>
+          <w:rFonts w:ascii="Poppins" w:hAnsi="Poppins" w:cs="Poppins" w:eastAsia="Poppins"/>
           <w:sz w:val="20"/>
           <w:szCs w:val="20"/>
         </w:rPr>
@@ -1712,14 +1712,14 @@
         <w:ind w:firstLine="240"/>
         <w:jc w:val="both"/>
         <w:rPr>
-          <w:rFonts w:ascii="Poppins" w:hAnsi="Poppins" w:cs="Poppins"/>
-          <w:sz w:val="20"/>
-          <w:szCs w:val="20"/>
-        </w:rPr>
-      </w:pPr>
-      <w:r>
-        <w:rPr>
-          <w:rFonts w:ascii="Poppins" w:hAnsi="Poppins" w:cs="Poppins"/>
+          <w:rFonts w:ascii="Poppins" w:hAnsi="Poppins" w:cs="Poppins" w:eastAsia="Poppins"/>
+          <w:sz w:val="20"/>
+          <w:szCs w:val="20"/>
+        </w:rPr>
+      </w:pPr>
+      <w:r>
+        <w:rPr>
+          <w:rFonts w:ascii="Poppins" w:hAnsi="Poppins" w:cs="Poppins" w:eastAsia="Poppins"/>
           <w:i/>
           <w:iCs/>
           <w:sz w:val="20"/>
@@ -1730,7 +1730,7 @@
       <w:r>
         <w:rPr>
           <w:rStyle w:val="apple-converted-space"/>
-          <w:rFonts w:ascii="Poppins" w:hAnsi="Poppins" w:cs="Poppins"/>
+          <w:rFonts w:ascii="Poppins" w:hAnsi="Poppins" w:cs="Poppins" w:eastAsia="Poppins"/>
           <w:i/>
           <w:iCs/>
           <w:sz w:val="20"/>
@@ -1740,7 +1740,7 @@
       </w:r>
       <w:r>
         <w:rPr>
-          <w:rFonts w:ascii="Poppins" w:hAnsi="Poppins" w:cs="Poppins"/>
+          <w:rFonts w:ascii="Poppins" w:hAnsi="Poppins" w:cs="Poppins" w:eastAsia="Poppins"/>
           <w:sz w:val="20"/>
           <w:szCs w:val="20"/>
         </w:rPr>
@@ -1755,14 +1755,14 @@
         <w:ind w:firstLine="240"/>
         <w:jc w:val="both"/>
         <w:rPr>
-          <w:rFonts w:ascii="Poppins" w:hAnsi="Poppins" w:cs="Poppins"/>
-          <w:sz w:val="20"/>
-          <w:szCs w:val="20"/>
-        </w:rPr>
-      </w:pPr>
-      <w:r>
-        <w:rPr>
-          <w:rFonts w:ascii="Poppins" w:hAnsi="Poppins" w:cs="Poppins"/>
+          <w:rFonts w:ascii="Poppins" w:hAnsi="Poppins" w:cs="Poppins" w:eastAsia="Poppins"/>
+          <w:sz w:val="20"/>
+          <w:szCs w:val="20"/>
+        </w:rPr>
+      </w:pPr>
+      <w:r>
+        <w:rPr>
+          <w:rFonts w:ascii="Poppins" w:hAnsi="Poppins" w:cs="Poppins" w:eastAsia="Poppins"/>
           <w:i/>
           <w:iCs/>
           <w:sz w:val="20"/>
@@ -1773,7 +1773,7 @@
       <w:r>
         <w:rPr>
           <w:rStyle w:val="apple-converted-space"/>
-          <w:rFonts w:ascii="Poppins" w:hAnsi="Poppins" w:cs="Poppins"/>
+          <w:rFonts w:ascii="Poppins" w:hAnsi="Poppins" w:cs="Poppins" w:eastAsia="Poppins"/>
           <w:i/>
           <w:iCs/>
           <w:sz w:val="20"/>
@@ -1783,7 +1783,7 @@
       </w:r>
       <w:r>
         <w:rPr>
-          <w:rFonts w:ascii="Poppins" w:hAnsi="Poppins" w:cs="Poppins"/>
+          <w:rFonts w:ascii="Poppins" w:hAnsi="Poppins" w:cs="Poppins" w:eastAsia="Poppins"/>
           <w:sz w:val="20"/>
           <w:szCs w:val="20"/>
         </w:rPr>
@@ -1798,14 +1798,14 @@
         <w:ind w:firstLine="240"/>
         <w:jc w:val="both"/>
         <w:rPr>
-          <w:rFonts w:ascii="Poppins" w:hAnsi="Poppins" w:cs="Poppins"/>
-          <w:sz w:val="20"/>
-          <w:szCs w:val="20"/>
-        </w:rPr>
-      </w:pPr>
-      <w:r>
-        <w:rPr>
-          <w:rFonts w:ascii="Poppins" w:hAnsi="Poppins" w:cs="Poppins"/>
+          <w:rFonts w:ascii="Poppins" w:hAnsi="Poppins" w:cs="Poppins" w:eastAsia="Poppins"/>
+          <w:sz w:val="20"/>
+          <w:szCs w:val="20"/>
+        </w:rPr>
+      </w:pPr>
+      <w:r>
+        <w:rPr>
+          <w:rFonts w:ascii="Poppins" w:hAnsi="Poppins" w:cs="Poppins" w:eastAsia="Poppins"/>
           <w:i/>
           <w:iCs/>
           <w:sz w:val="20"/>
@@ -1816,7 +1816,7 @@
       <w:r>
         <w:rPr>
           <w:rStyle w:val="apple-converted-space"/>
-          <w:rFonts w:ascii="Poppins" w:hAnsi="Poppins" w:cs="Poppins"/>
+          <w:rFonts w:ascii="Poppins" w:hAnsi="Poppins" w:cs="Poppins" w:eastAsia="Poppins"/>
           <w:i/>
           <w:iCs/>
           <w:sz w:val="20"/>
@@ -1826,7 +1826,7 @@
       </w:r>
       <w:r>
         <w:rPr>
-          <w:rFonts w:ascii="Poppins" w:hAnsi="Poppins" w:cs="Poppins"/>
+          <w:rFonts w:ascii="Poppins" w:hAnsi="Poppins" w:cs="Poppins" w:eastAsia="Poppins"/>
           <w:sz w:val="20"/>
           <w:szCs w:val="20"/>
         </w:rPr>
@@ -1841,14 +1841,14 @@
         <w:ind w:firstLine="240"/>
         <w:jc w:val="both"/>
         <w:rPr>
-          <w:rFonts w:ascii="Poppins" w:hAnsi="Poppins" w:cs="Poppins"/>
-          <w:sz w:val="20"/>
-          <w:szCs w:val="20"/>
-        </w:rPr>
-      </w:pPr>
-      <w:r>
-        <w:rPr>
-          <w:rFonts w:ascii="Poppins" w:hAnsi="Poppins" w:cs="Poppins"/>
+          <w:rFonts w:ascii="Poppins" w:hAnsi="Poppins" w:cs="Poppins" w:eastAsia="Poppins"/>
+          <w:sz w:val="20"/>
+          <w:szCs w:val="20"/>
+        </w:rPr>
+      </w:pPr>
+      <w:r>
+        <w:rPr>
+          <w:rFonts w:ascii="Poppins" w:hAnsi="Poppins" w:cs="Poppins" w:eastAsia="Poppins"/>
           <w:i/>
           <w:iCs/>
           <w:sz w:val="20"/>
@@ -1859,7 +1859,7 @@
       <w:r>
         <w:rPr>
           <w:rStyle w:val="apple-converted-space"/>
-          <w:rFonts w:ascii="Poppins" w:hAnsi="Poppins" w:cs="Poppins"/>
+          <w:rFonts w:ascii="Poppins" w:hAnsi="Poppins" w:cs="Poppins" w:eastAsia="Poppins"/>
           <w:i/>
           <w:iCs/>
           <w:sz w:val="20"/>
@@ -1869,7 +1869,7 @@
       </w:r>
       <w:r>
         <w:rPr>
-          <w:rFonts w:ascii="Poppins" w:hAnsi="Poppins" w:cs="Poppins"/>
+          <w:rFonts w:ascii="Poppins" w:hAnsi="Poppins" w:cs="Poppins" w:eastAsia="Poppins"/>
           <w:sz w:val="20"/>
           <w:szCs w:val="20"/>
         </w:rPr>
@@ -1884,14 +1884,14 @@
         <w:ind w:firstLine="240"/>
         <w:jc w:val="both"/>
         <w:rPr>
-          <w:rFonts w:ascii="Poppins" w:hAnsi="Poppins" w:cs="Poppins"/>
-          <w:sz w:val="20"/>
-          <w:szCs w:val="20"/>
-        </w:rPr>
-      </w:pPr>
-      <w:r>
-        <w:rPr>
-          <w:rFonts w:ascii="Poppins" w:hAnsi="Poppins" w:cs="Poppins"/>
+          <w:rFonts w:ascii="Poppins" w:hAnsi="Poppins" w:cs="Poppins" w:eastAsia="Poppins"/>
+          <w:sz w:val="20"/>
+          <w:szCs w:val="20"/>
+        </w:rPr>
+      </w:pPr>
+      <w:r>
+        <w:rPr>
+          <w:rFonts w:ascii="Poppins" w:hAnsi="Poppins" w:cs="Poppins" w:eastAsia="Poppins"/>
           <w:i/>
           <w:iCs/>
           <w:sz w:val="20"/>
@@ -1902,7 +1902,7 @@
       <w:r>
         <w:rPr>
           <w:rStyle w:val="apple-converted-space"/>
-          <w:rFonts w:ascii="Poppins" w:hAnsi="Poppins" w:cs="Poppins"/>
+          <w:rFonts w:ascii="Poppins" w:hAnsi="Poppins" w:cs="Poppins" w:eastAsia="Poppins"/>
           <w:i/>
           <w:iCs/>
           <w:sz w:val="20"/>
@@ -1912,7 +1912,7 @@
       </w:r>
       <w:r>
         <w:rPr>
-          <w:rFonts w:ascii="Poppins" w:hAnsi="Poppins" w:cs="Poppins"/>
+          <w:rFonts w:ascii="Poppins" w:hAnsi="Poppins" w:cs="Poppins" w:eastAsia="Poppins"/>
           <w:sz w:val="20"/>
           <w:szCs w:val="20"/>
         </w:rPr>
@@ -1927,14 +1927,14 @@
         <w:ind w:firstLine="240"/>
         <w:jc w:val="both"/>
         <w:rPr>
-          <w:rFonts w:ascii="Poppins" w:hAnsi="Poppins" w:cs="Poppins"/>
-          <w:sz w:val="20"/>
-          <w:szCs w:val="20"/>
-        </w:rPr>
-      </w:pPr>
-      <w:r>
-        <w:rPr>
-          <w:rFonts w:ascii="Poppins" w:hAnsi="Poppins" w:cs="Poppins"/>
+          <w:rFonts w:ascii="Poppins" w:hAnsi="Poppins" w:cs="Poppins" w:eastAsia="Poppins"/>
+          <w:sz w:val="20"/>
+          <w:szCs w:val="20"/>
+        </w:rPr>
+      </w:pPr>
+      <w:r>
+        <w:rPr>
+          <w:rFonts w:ascii="Poppins" w:hAnsi="Poppins" w:cs="Poppins" w:eastAsia="Poppins"/>
           <w:sz w:val="20"/>
           <w:szCs w:val="20"/>
         </w:rPr>
@@ -1949,14 +1949,14 @@
         <w:ind w:firstLine="240"/>
         <w:jc w:val="both"/>
         <w:rPr>
-          <w:rFonts w:ascii="Poppins" w:hAnsi="Poppins" w:cs="Poppins"/>
-          <w:sz w:val="20"/>
-          <w:szCs w:val="20"/>
-        </w:rPr>
-      </w:pPr>
-      <w:r>
-        <w:rPr>
-          <w:rFonts w:ascii="Poppins" w:hAnsi="Poppins" w:cs="Poppins"/>
+          <w:rFonts w:ascii="Poppins" w:hAnsi="Poppins" w:cs="Poppins" w:eastAsia="Poppins"/>
+          <w:sz w:val="20"/>
+          <w:szCs w:val="20"/>
+        </w:rPr>
+      </w:pPr>
+      <w:r>
+        <w:rPr>
+          <w:rFonts w:ascii="Poppins" w:hAnsi="Poppins" w:cs="Poppins" w:eastAsia="Poppins"/>
           <w:sz w:val="20"/>
           <w:szCs w:val="20"/>
         </w:rPr>
@@ -1965,7 +1965,7 @@
       <w:r>
         <w:rPr>
           <w:rStyle w:val="apple-converted-space"/>
-          <w:rFonts w:ascii="Poppins" w:hAnsi="Poppins" w:cs="Poppins"/>
+          <w:rFonts w:ascii="Poppins" w:hAnsi="Poppins" w:cs="Poppins" w:eastAsia="Poppins"/>
           <w:sz w:val="20"/>
           <w:szCs w:val="20"/>
         </w:rPr>
@@ -1973,7 +1973,7 @@
       </w:r>
       <w:r>
         <w:rPr>
-          <w:rFonts w:ascii="Poppins" w:hAnsi="Poppins" w:cs="Poppins"/>
+          <w:rFonts w:ascii="Poppins" w:hAnsi="Poppins" w:cs="Poppins" w:eastAsia="Poppins"/>
           <w:sz w:val="20"/>
           <w:szCs w:val="20"/>
         </w:rPr>
@@ -1981,7 +1981,7 @@
       </w:r>
       <w:r>
         <w:rPr>
-          <w:rFonts w:ascii="Poppins" w:hAnsi="Poppins" w:cs="Poppins"/>
+          <w:rFonts w:ascii="Poppins" w:hAnsi="Poppins" w:cs="Poppins" w:eastAsia="Poppins"/>
           <w:sz w:val="20"/>
           <w:szCs w:val="20"/>
         </w:rPr>
@@ -1997,14 +1997,14 @@
         <w:ind w:firstLine="240"/>
         <w:jc w:val="both"/>
         <w:rPr>
-          <w:rFonts w:ascii="Poppins" w:hAnsi="Poppins" w:cs="Poppins"/>
-          <w:sz w:val="20"/>
-          <w:szCs w:val="20"/>
-        </w:rPr>
-      </w:pPr>
-      <w:r>
-        <w:rPr>
-          <w:rFonts w:ascii="Poppins" w:hAnsi="Poppins" w:cs="Poppins"/>
+          <w:rFonts w:ascii="Poppins" w:hAnsi="Poppins" w:cs="Poppins" w:eastAsia="Poppins"/>
+          <w:sz w:val="20"/>
+          <w:szCs w:val="20"/>
+        </w:rPr>
+      </w:pPr>
+      <w:r>
+        <w:rPr>
+          <w:rFonts w:ascii="Poppins" w:hAnsi="Poppins" w:cs="Poppins" w:eastAsia="Poppins"/>
           <w:sz w:val="20"/>
           <w:szCs w:val="20"/>
         </w:rPr>
@@ -2013,7 +2013,7 @@
       <w:r>
         <w:rPr>
           <w:rStyle w:val="apple-converted-space"/>
-          <w:rFonts w:ascii="Poppins" w:hAnsi="Poppins" w:cs="Poppins"/>
+          <w:rFonts w:ascii="Poppins" w:hAnsi="Poppins" w:cs="Poppins" w:eastAsia="Poppins"/>
           <w:sz w:val="20"/>
           <w:szCs w:val="20"/>
         </w:rPr>
@@ -2021,7 +2021,7 @@
       </w:r>
       <w:r>
         <w:rPr>
-          <w:rFonts w:ascii="Poppins" w:hAnsi="Poppins" w:cs="Poppins"/>
+          <w:rFonts w:ascii="Poppins" w:hAnsi="Poppins" w:cs="Poppins" w:eastAsia="Poppins"/>
           <w:sz w:val="20"/>
           <w:szCs w:val="20"/>
         </w:rPr>
@@ -2031,15 +2031,15 @@
     <w:p>
       <w:pPr>
         <w:rPr>
-          <w:rFonts w:ascii="Poppins" w:hAnsi="Poppins" w:cs="Poppins"/>
-          <w:b/>
-          <w:sz w:val="20"/>
-          <w:szCs w:val="20"/>
-        </w:rPr>
-      </w:pPr>
-      <w:r>
-        <w:rPr>
-          <w:rFonts w:ascii="Poppins" w:hAnsi="Poppins" w:cs="Poppins"/>
+          <w:rFonts w:ascii="Poppins" w:hAnsi="Poppins" w:cs="Poppins" w:eastAsia="Poppins"/>
+          <w:b/>
+          <w:sz w:val="20"/>
+          <w:szCs w:val="20"/>
+        </w:rPr>
+      </w:pPr>
+      <w:r>
+        <w:rPr>
+          <w:rFonts w:ascii="Poppins" w:hAnsi="Poppins" w:cs="Poppins" w:eastAsia="Poppins"/>
           <w:b/>
           <w:sz w:val="20"/>
           <w:szCs w:val="20"/>
@@ -2065,7 +2065,7 @@
           <w:p>
             <w:pPr>
               <w:rPr>
-                <w:rFonts w:ascii="Poppins" w:hAnsi="Poppins" w:cs="Poppins"/>
+                <w:rFonts w:ascii="Poppins" w:hAnsi="Poppins" w:cs="Poppins" w:eastAsia="Poppins"/>
                 <w:sz w:val="20"/>
                 <w:szCs w:val="20"/>
               </w:rPr>
@@ -2079,7 +2079,7 @@
           <w:p>
             <w:pPr>
               <w:rPr>
-                <w:rFonts w:ascii="Poppins" w:hAnsi="Poppins" w:cs="Poppins"/>
+                <w:rFonts w:ascii="Poppins" w:hAnsi="Poppins" w:cs="Poppins" w:eastAsia="Poppins"/>
                 <w:sz w:val="20"/>
                 <w:szCs w:val="20"/>
               </w:rPr>
@@ -2095,7 +2095,7 @@
           <w:p>
             <w:pPr>
               <w:rPr>
-                <w:rFonts w:ascii="Poppins" w:hAnsi="Poppins" w:cs="Poppins"/>
+                <w:rFonts w:ascii="Poppins" w:hAnsi="Poppins" w:cs="Poppins" w:eastAsia="Poppins"/>
                 <w:sz w:val="20"/>
                 <w:szCs w:val="20"/>
               </w:rPr>
@@ -2109,7 +2109,7 @@
           <w:p>
             <w:pPr>
               <w:rPr>
-                <w:rFonts w:ascii="Poppins" w:hAnsi="Poppins" w:cs="Poppins"/>
+                <w:rFonts w:ascii="Poppins" w:hAnsi="Poppins" w:cs="Poppins" w:eastAsia="Poppins"/>
                 <w:sz w:val="20"/>
                 <w:szCs w:val="20"/>
               </w:rPr>
@@ -2125,14 +2125,14 @@
         <w:adjustRightInd w:val="0"/>
         <w:jc w:val="both"/>
         <w:rPr>
-          <w:rFonts w:ascii="Poppins" w:hAnsi="Poppins" w:cs="Poppins"/>
-          <w:sz w:val="20"/>
-          <w:szCs w:val="20"/>
-        </w:rPr>
-      </w:pPr>
-      <w:r>
-        <w:rPr>
-          <w:rFonts w:ascii="Poppins" w:hAnsi="Poppins" w:cs="Poppins"/>
+          <w:rFonts w:ascii="Poppins" w:hAnsi="Poppins" w:cs="Poppins" w:eastAsia="Poppins"/>
+          <w:sz w:val="20"/>
+          <w:szCs w:val="20"/>
+        </w:rPr>
+      </w:pPr>
+      <w:r>
+        <w:rPr>
+          <w:rFonts w:ascii="Poppins" w:hAnsi="Poppins" w:cs="Poppins" w:eastAsia="Poppins"/>
           <w:sz w:val="20"/>
           <w:szCs w:val="20"/>
         </w:rPr>
@@ -2140,7 +2140,7 @@
       </w:r>
       <w:r>
         <w:rPr>
-          <w:rFonts w:ascii="Poppins" w:hAnsi="Poppins" w:cs="Poppins"/>
+          <w:rFonts w:ascii="Poppins" w:hAnsi="Poppins" w:cs="Poppins" w:eastAsia="Poppins"/>
           <w:sz w:val="20"/>
           <w:szCs w:val="20"/>
         </w:rPr>
@@ -2148,7 +2148,7 @@
       </w:r>
       <w:r>
         <w:rPr>
-          <w:rFonts w:ascii="Poppins" w:hAnsi="Poppins" w:cs="Poppins"/>
+          <w:rFonts w:ascii="Poppins" w:hAnsi="Poppins" w:cs="Poppins" w:eastAsia="Poppins"/>
           <w:sz w:val="20"/>
           <w:szCs w:val="20"/>
         </w:rPr>
@@ -2156,7 +2156,7 @@
       </w:r>
       <w:r>
         <w:rPr>
-          <w:rFonts w:ascii="Poppins" w:hAnsi="Poppins" w:cs="Poppins"/>
+          <w:rFonts w:ascii="Poppins" w:hAnsi="Poppins" w:cs="Poppins" w:eastAsia="Poppins"/>
           <w:sz w:val="20"/>
           <w:szCs w:val="20"/>
         </w:rPr>
@@ -2164,7 +2164,7 @@
       </w:r>
       <w:r>
         <w:rPr>
-          <w:rFonts w:ascii="Poppins" w:hAnsi="Poppins" w:cs="Poppins"/>
+          <w:rFonts w:ascii="Poppins" w:hAnsi="Poppins" w:cs="Poppins" w:eastAsia="Poppins"/>
           <w:sz w:val="20"/>
           <w:szCs w:val="20"/>
         </w:rPr>
@@ -2172,7 +2172,7 @@
       </w:r>
       <w:r>
         <w:rPr>
-          <w:rFonts w:ascii="Poppins" w:hAnsi="Poppins" w:cs="Poppins"/>
+          <w:rFonts w:ascii="Poppins" w:hAnsi="Poppins" w:cs="Poppins" w:eastAsia="Poppins"/>
           <w:sz w:val="20"/>
           <w:szCs w:val="20"/>
         </w:rPr>
@@ -2180,7 +2180,7 @@
       </w:r>
       <w:r>
         <w:rPr>
-          <w:rFonts w:ascii="Poppins" w:hAnsi="Poppins" w:cs="Poppins"/>
+          <w:rFonts w:ascii="Poppins" w:hAnsi="Poppins" w:cs="Poppins" w:eastAsia="Poppins"/>
           <w:sz w:val="20"/>
           <w:szCs w:val="20"/>
         </w:rPr>
@@ -2188,7 +2188,7 @@
       </w:r>
       <w:r>
         <w:rPr>
-          <w:rFonts w:ascii="Poppins" w:hAnsi="Poppins" w:cs="Poppins"/>
+          <w:rFonts w:ascii="Poppins" w:hAnsi="Poppins" w:cs="Poppins" w:eastAsia="Poppins"/>
           <w:sz w:val="20"/>
           <w:szCs w:val="20"/>
         </w:rPr>
@@ -2196,7 +2196,7 @@
       </w:r>
       <w:r>
         <w:rPr>
-          <w:rFonts w:ascii="Poppins" w:hAnsi="Poppins" w:cs="Poppins"/>
+          <w:rFonts w:ascii="Poppins" w:hAnsi="Poppins" w:cs="Poppins" w:eastAsia="Poppins"/>
           <w:sz w:val="20"/>
           <w:szCs w:val="20"/>
         </w:rPr>
@@ -2204,7 +2204,7 @@
       </w:r>
       <w:r>
         <w:rPr>
-          <w:rFonts w:ascii="Poppins" w:hAnsi="Poppins" w:cs="Poppins"/>
+          <w:rFonts w:ascii="Poppins" w:hAnsi="Poppins" w:cs="Poppins" w:eastAsia="Poppins"/>
           <w:sz w:val="20"/>
           <w:szCs w:val="20"/>
         </w:rPr>
@@ -2212,7 +2212,7 @@
       </w:r>
       <w:r>
         <w:rPr>
-          <w:rFonts w:ascii="Poppins" w:hAnsi="Poppins" w:cs="Poppins"/>
+          <w:rFonts w:ascii="Poppins" w:hAnsi="Poppins" w:cs="Poppins" w:eastAsia="Poppins"/>
           <w:sz w:val="20"/>
           <w:szCs w:val="20"/>
         </w:rPr>
@@ -2220,7 +2220,7 @@
       </w:r>
       <w:r>
         <w:rPr>
-          <w:rFonts w:ascii="Poppins" w:hAnsi="Poppins" w:cs="Poppins"/>
+          <w:rFonts w:ascii="Poppins" w:hAnsi="Poppins" w:cs="Poppins" w:eastAsia="Poppins"/>
           <w:sz w:val="20"/>
           <w:szCs w:val="20"/>
         </w:rPr>
@@ -2228,7 +2228,7 @@
       </w:r>
       <w:r>
         <w:rPr>
-          <w:rFonts w:ascii="Poppins" w:hAnsi="Poppins" w:cs="Poppins"/>
+          <w:rFonts w:ascii="Poppins" w:hAnsi="Poppins" w:cs="Poppins" w:eastAsia="Poppins"/>
           <w:sz w:val="20"/>
           <w:szCs w:val="20"/>
         </w:rPr>
@@ -2242,7 +2242,7 @@
         <w:adjustRightInd w:val="0"/>
         <w:jc w:val="both"/>
         <w:rPr>
-          <w:rFonts w:ascii="Poppins" w:hAnsi="Poppins" w:cs="Poppins"/>
+          <w:rFonts w:ascii="Poppins" w:hAnsi="Poppins" w:cs="Poppins" w:eastAsia="Poppins"/>
           <w:sz w:val="20"/>
           <w:szCs w:val="20"/>
         </w:rPr>
@@ -2255,14 +2255,14 @@
         <w:adjustRightInd w:val="0"/>
         <w:jc w:val="both"/>
         <w:rPr>
-          <w:rFonts w:ascii="Poppins" w:hAnsi="Poppins" w:cs="Poppins"/>
-          <w:sz w:val="20"/>
-          <w:szCs w:val="20"/>
-        </w:rPr>
-      </w:pPr>
-      <w:r>
-        <w:rPr>
-          <w:rFonts w:ascii="Poppins" w:hAnsi="Poppins" w:cs="Poppins"/>
+          <w:rFonts w:ascii="Poppins" w:hAnsi="Poppins" w:cs="Poppins" w:eastAsia="Poppins"/>
+          <w:sz w:val="20"/>
+          <w:szCs w:val="20"/>
+        </w:rPr>
+      </w:pPr>
+      <w:r>
+        <w:rPr>
+          <w:rFonts w:ascii="Poppins" w:hAnsi="Poppins" w:cs="Poppins" w:eastAsia="Poppins"/>
           <w:sz w:val="20"/>
           <w:szCs w:val="20"/>
         </w:rPr>
@@ -2270,7 +2270,7 @@
       </w:r>
       <w:r>
         <w:rPr>
-          <w:rFonts w:ascii="Poppins" w:hAnsi="Poppins" w:cs="Poppins"/>
+          <w:rFonts w:ascii="Poppins" w:hAnsi="Poppins" w:cs="Poppins" w:eastAsia="Poppins"/>
           <w:sz w:val="20"/>
           <w:szCs w:val="20"/>
         </w:rPr>
@@ -2278,7 +2278,7 @@
       </w:r>
       <w:r>
         <w:rPr>
-          <w:rFonts w:ascii="Poppins" w:hAnsi="Poppins" w:cs="Poppins"/>
+          <w:rFonts w:ascii="Poppins" w:hAnsi="Poppins" w:cs="Poppins" w:eastAsia="Poppins"/>
           <w:sz w:val="20"/>
           <w:szCs w:val="20"/>
           <w:highlight w:val="yellow"/>
@@ -2318,7 +2318,7 @@
               <w:autoSpaceDN w:val="0"/>
               <w:adjustRightInd w:val="0"/>
               <w:rPr>
-                <w:rFonts w:ascii="Poppins" w:hAnsi="Poppins" w:cs="Poppins"/>
+                <w:rFonts w:ascii="Poppins" w:hAnsi="Poppins" w:cs="Poppins" w:eastAsia="Poppins"/>
                 <w:sz w:val="20"/>
                 <w:szCs w:val="20"/>
                 <w:highlight w:val="yellow"/>
@@ -2326,7 +2326,7 @@
             </w:pPr>
             <w:r>
               <w:rPr>
-                <w:rFonts w:ascii="Poppins" w:hAnsi="Poppins" w:cs="Poppins"/>
+                <w:rFonts w:ascii="Poppins" w:hAnsi="Poppins" w:cs="Poppins" w:eastAsia="Poppins"/>
                 <w:sz w:val="20"/>
                 <w:szCs w:val="20"/>
                 <w:highlight w:val="yellow"/>
@@ -2335,7 +2335,7 @@
             </w:r>
             <w:r>
               <w:rPr>
-                <w:rFonts w:ascii="Poppins" w:hAnsi="Poppins" w:cs="Poppins"/>
+                <w:rFonts w:ascii="Poppins" w:hAnsi="Poppins" w:cs="Poppins" w:eastAsia="Poppins"/>
                 <w:sz w:val="20"/>
                 <w:szCs w:val="20"/>
                 <w:highlight w:val="yellow"/>
@@ -2344,7 +2344,7 @@
             </w:r>
             <w:r>
               <w:rPr>
-                <w:rFonts w:ascii="Poppins" w:hAnsi="Poppins" w:cs="Poppins"/>
+                <w:rFonts w:ascii="Poppins" w:hAnsi="Poppins" w:cs="Poppins" w:eastAsia="Poppins"/>
                 <w:sz w:val="20"/>
                 <w:szCs w:val="20"/>
                 <w:highlight w:val="yellow"/>
@@ -2364,7 +2364,7 @@
               <w:autoSpaceDN w:val="0"/>
               <w:adjustRightInd w:val="0"/>
               <w:rPr>
-                <w:rFonts w:ascii="Poppins" w:hAnsi="Poppins" w:cs="Poppins"/>
+                <w:rFonts w:ascii="Poppins" w:hAnsi="Poppins" w:cs="Poppins" w:eastAsia="Poppins"/>
                 <w:sz w:val="20"/>
                 <w:szCs w:val="20"/>
                 <w:highlight w:val="yellow"/>
@@ -2372,7 +2372,7 @@
             </w:pPr>
             <w:r>
               <w:rPr>
-                <w:rFonts w:ascii="Poppins" w:hAnsi="Poppins" w:cs="Poppins"/>
+                <w:rFonts w:ascii="Poppins" w:hAnsi="Poppins" w:cs="Poppins" w:eastAsia="Poppins"/>
                 <w:sz w:val="20"/>
                 <w:szCs w:val="20"/>
                 <w:highlight w:val="yellow"/>
@@ -2390,7 +2390,7 @@
         <w:adjustRightInd w:val="0"/>
         <w:jc w:val="both"/>
         <w:rPr>
-          <w:rFonts w:ascii="Poppins" w:hAnsi="Poppins" w:cs="Poppins"/>
+          <w:rFonts w:ascii="Poppins" w:hAnsi="Poppins" w:cs="Poppins" w:eastAsia="Poppins"/>
         </w:rPr>
       </w:pPr>
     </w:p>
@@ -2469,7 +2469,7 @@
   <w:sdt>
     <w:sdtPr>
       <w:rPr>
-        <w:rFonts w:ascii="Verdana" w:hAnsi="Verdana"/>
+        <w:rFonts w:ascii="Poppins" w:hAnsi="Poppins" w:eastAsia="Poppins" w:cs="Poppins"/>
         <w:sz w:val="20"/>
         <w:szCs w:val="20"/>
       </w:rPr>
@@ -2483,7 +2483,7 @@
       <w:sdt>
         <w:sdtPr>
           <w:rPr>
-            <w:rFonts w:ascii="Verdana" w:hAnsi="Verdana"/>
+            <w:rFonts w:ascii="Poppins" w:hAnsi="Poppins" w:eastAsia="Poppins" w:cs="Poppins"/>
             <w:sz w:val="20"/>
             <w:szCs w:val="20"/>
           </w:rPr>
@@ -2499,14 +2499,14 @@
               <w:pStyle w:val="llb"/>
               <w:jc w:val="right"/>
               <w:rPr>
-                <w:rFonts w:ascii="Verdana" w:hAnsi="Verdana"/>
+                <w:rFonts w:ascii="Poppins" w:hAnsi="Poppins" w:eastAsia="Poppins" w:cs="Poppins"/>
                 <w:sz w:val="20"/>
                 <w:szCs w:val="20"/>
               </w:rPr>
             </w:pPr>
             <w:r>
               <w:rPr>
-                <w:rFonts w:ascii="Verdana" w:hAnsi="Verdana"/>
+                <w:rFonts w:ascii="Poppins" w:hAnsi="Poppins" w:eastAsia="Poppins" w:cs="Poppins"/>
                 <w:sz w:val="20"/>
                 <w:szCs w:val="20"/>
               </w:rPr>
@@ -2514,7 +2514,7 @@
             </w:r>
             <w:r>
               <w:rPr>
-                <w:rFonts w:ascii="Verdana" w:hAnsi="Verdana"/>
+                <w:rFonts w:ascii="Poppins" w:hAnsi="Poppins" w:eastAsia="Poppins" w:cs="Poppins"/>
                 <w:b/>
                 <w:sz w:val="20"/>
                 <w:szCs w:val="20"/>
@@ -2523,7 +2523,7 @@
             </w:r>
             <w:r>
               <w:rPr>
-                <w:rFonts w:ascii="Verdana" w:hAnsi="Verdana"/>
+                <w:rFonts w:ascii="Poppins" w:hAnsi="Poppins" w:eastAsia="Poppins" w:cs="Poppins"/>
                 <w:b/>
                 <w:sz w:val="20"/>
                 <w:szCs w:val="20"/>
@@ -2532,7 +2532,7 @@
             </w:r>
             <w:r>
               <w:rPr>
-                <w:rFonts w:ascii="Verdana" w:hAnsi="Verdana"/>
+                <w:rFonts w:ascii="Poppins" w:hAnsi="Poppins" w:eastAsia="Poppins" w:cs="Poppins"/>
                 <w:b/>
                 <w:sz w:val="20"/>
                 <w:szCs w:val="20"/>
@@ -2541,7 +2541,7 @@
             </w:r>
             <w:r>
               <w:rPr>
-                <w:rFonts w:ascii="Verdana" w:hAnsi="Verdana"/>
+                <w:rFonts w:ascii="Poppins" w:hAnsi="Poppins" w:eastAsia="Poppins" w:cs="Poppins"/>
                 <w:b/>
                 <w:noProof/>
                 <w:sz w:val="20"/>
@@ -2551,7 +2551,7 @@
             </w:r>
             <w:r>
               <w:rPr>
-                <w:rFonts w:ascii="Verdana" w:hAnsi="Verdana"/>
+                <w:rFonts w:ascii="Poppins" w:hAnsi="Poppins" w:eastAsia="Poppins" w:cs="Poppins"/>
                 <w:b/>
                 <w:sz w:val="20"/>
                 <w:szCs w:val="20"/>
@@ -2560,7 +2560,7 @@
             </w:r>
             <w:r>
               <w:rPr>
-                <w:rFonts w:ascii="Verdana" w:hAnsi="Verdana"/>
+                <w:rFonts w:ascii="Poppins" w:hAnsi="Poppins" w:eastAsia="Poppins" w:cs="Poppins"/>
                 <w:sz w:val="20"/>
                 <w:szCs w:val="20"/>
               </w:rPr>
@@ -2568,7 +2568,7 @@
             </w:r>
             <w:r>
               <w:rPr>
-                <w:rFonts w:ascii="Verdana" w:hAnsi="Verdana"/>
+                <w:rFonts w:ascii="Poppins" w:hAnsi="Poppins" w:eastAsia="Poppins" w:cs="Poppins"/>
                 <w:b/>
                 <w:sz w:val="20"/>
                 <w:szCs w:val="20"/>
@@ -2577,7 +2577,7 @@
             </w:r>
             <w:r>
               <w:rPr>
-                <w:rFonts w:ascii="Verdana" w:hAnsi="Verdana"/>
+                <w:rFonts w:ascii="Poppins" w:hAnsi="Poppins" w:eastAsia="Poppins" w:cs="Poppins"/>
                 <w:b/>
                 <w:sz w:val="20"/>
                 <w:szCs w:val="20"/>
@@ -2586,7 +2586,7 @@
             </w:r>
             <w:r>
               <w:rPr>
-                <w:rFonts w:ascii="Verdana" w:hAnsi="Verdana"/>
+                <w:rFonts w:ascii="Poppins" w:hAnsi="Poppins" w:eastAsia="Poppins" w:cs="Poppins"/>
                 <w:b/>
                 <w:sz w:val="20"/>
                 <w:szCs w:val="20"/>
@@ -2595,7 +2595,7 @@
             </w:r>
             <w:r>
               <w:rPr>
-                <w:rFonts w:ascii="Verdana" w:hAnsi="Verdana"/>
+                <w:rFonts w:ascii="Poppins" w:hAnsi="Poppins" w:eastAsia="Poppins" w:cs="Poppins"/>
                 <w:b/>
                 <w:noProof/>
                 <w:sz w:val="20"/>
@@ -2605,7 +2605,7 @@
             </w:r>
             <w:r>
               <w:rPr>
-                <w:rFonts w:ascii="Verdana" w:hAnsi="Verdana"/>
+                <w:rFonts w:ascii="Poppins" w:hAnsi="Poppins" w:eastAsia="Poppins" w:cs="Poppins"/>
                 <w:b/>
                 <w:sz w:val="20"/>
                 <w:szCs w:val="20"/>
@@ -2621,7 +2621,7 @@
     <w:pPr>
       <w:pStyle w:val="llb"/>
       <w:rPr>
-        <w:rFonts w:ascii="Verdana" w:hAnsi="Verdana"/>
+        <w:rFonts w:ascii="Poppins" w:hAnsi="Poppins" w:eastAsia="Poppins" w:cs="Poppins"/>
         <w:i/>
         <w:sz w:val="16"/>
         <w:szCs w:val="16"/>
@@ -2695,14 +2695,14 @@
       <w:pStyle w:val="lfej"/>
       <w:jc w:val="right"/>
       <w:rPr>
-        <w:rFonts w:ascii="Verdana" w:hAnsi="Verdana"/>
+        <w:rFonts w:ascii="Poppins" w:hAnsi="Poppins" w:eastAsia="Poppins" w:cs="Poppins"/>
         <w:sz w:val="16"/>
         <w:szCs w:val="16"/>
       </w:rPr>
     </w:pPr>
     <w:r>
       <w:rPr>
-        <w:rFonts w:ascii="Verdana" w:hAnsi="Verdana"/>
+        <w:rFonts w:ascii="Poppins" w:hAnsi="Poppins" w:eastAsia="Poppins" w:cs="Poppins"/>
         <w:sz w:val="16"/>
         <w:szCs w:val="16"/>
       </w:rPr>
@@ -2730,7 +2730,7 @@
         <w:ind w:left="717" w:hanging="360"/>
       </w:pPr>
       <w:rPr>
-        <w:rFonts w:hint="default"/>
+        <w:rFonts w:hint="default" w:ascii="Poppins" w:hAnsi="Poppins" w:eastAsia="Poppins" w:cs="Poppins"/>
         <w:b/>
       </w:rPr>
     </w:lvl>
@@ -2859,7 +2859,7 @@
         <w:ind w:left="1440" w:hanging="360"/>
       </w:pPr>
       <w:rPr>
-        <w:rFonts w:ascii="Wingdings" w:hAnsi="Wingdings" w:hint="default"/>
+        <w:rFonts w:ascii="Poppins" w:hAnsi="Poppins" w:hint="default" w:eastAsia="Poppins" w:cs="Poppins"/>
       </w:rPr>
     </w:lvl>
     <w:lvl w:ilvl="2" w:tplc="040E001B" w:tentative="1">
@@ -2981,7 +2981,7 @@
   <w:docDefaults>
     <w:rPrDefault>
       <w:rPr>
-        <w:rFonts w:ascii="Times New Roman" w:eastAsia="Times New Roman" w:hAnsi="Times New Roman" w:cs="Times New Roman"/>
+        <w:rFonts w:ascii="Poppins" w:eastAsia="Poppins" w:hAnsi="Poppins" w:cs="Poppins"/>
         <w:lang w:val="hu-HU" w:eastAsia="hu-HU" w:bidi="ar-SA"/>
       </w:rPr>
     </w:rPrDefault>
@@ -3509,7 +3509,7 @@
       <w:jc w:val="both"/>
     </w:pPr>
     <w:rPr>
-      <w:rFonts w:ascii="Arial" w:hAnsi="Arial"/>
+      <w:rFonts w:ascii="Poppins" w:hAnsi="Poppins" w:eastAsia="Poppins" w:cs="Poppins"/>
       <w:snapToGrid w:val="0"/>
       <w:szCs w:val="20"/>
       <w:lang w:val="en-US" w:eastAsia="en-US"/>
@@ -3584,7 +3584,7 @@
     <w:link w:val="BuborkszvegChar"/>
     <w:rsid w:val="00BA6454"/>
     <w:rPr>
-      <w:rFonts w:ascii="Segoe UI" w:hAnsi="Segoe UI" w:cs="Segoe UI"/>
+      <w:rFonts w:ascii="Poppins" w:hAnsi="Poppins" w:cs="Poppins" w:eastAsia="Poppins"/>
       <w:sz w:val="18"/>
       <w:szCs w:val="18"/>
     </w:rPr>
@@ -3595,7 +3595,7 @@
     <w:link w:val="Buborkszveg"/>
     <w:rsid w:val="00BA6454"/>
     <w:rPr>
-      <w:rFonts w:ascii="Segoe UI" w:hAnsi="Segoe UI" w:cs="Segoe UI"/>
+      <w:rFonts w:ascii="Poppins" w:hAnsi="Poppins" w:cs="Poppins" w:eastAsia="Poppins"/>
       <w:sz w:val="18"/>
       <w:szCs w:val="18"/>
     </w:rPr>
@@ -3646,9 +3646,9 @@
     </a:clrScheme>
     <a:fontScheme name="Office">
       <a:majorFont>
-        <a:latin typeface="Calibri Light"/>
-        <a:ea typeface=""/>
-        <a:cs typeface=""/>
+        <a:latin typeface="Poppins"/>
+        <a:ea typeface="Poppins"/>
+        <a:cs typeface="Poppins"/>
         <a:font script="Jpan" typeface="游ゴシック Light"/>
         <a:font script="Hang" typeface="맑은 고딕"/>
         <a:font script="Hans" typeface="等线 Light"/>
@@ -3698,9 +3698,9 @@
         <a:font script="Tfng" typeface="Ebrima"/>
       </a:majorFont>
       <a:minorFont>
-        <a:latin typeface="Calibri"/>
-        <a:ea typeface=""/>
-        <a:cs typeface=""/>
+        <a:latin typeface="Poppins"/>
+        <a:ea typeface="Poppins"/>
+        <a:cs typeface="Poppins"/>
         <a:font script="Jpan" typeface="游明朝"/>
         <a:font script="Hang" typeface="맑은 고딕"/>
         <a:font script="Hans" typeface="等线"/>
